--- a/Year 1/Природно-надійні системи кібербезпеки/Звіт_3.docx
+++ b/Year 1/Природно-надійні системи кібербезпеки/Звіт_3.docx
@@ -1463,20 +1463,12 @@
         <w:t>інформації</w:t>
       </w:r>
       <w:proofErr w:type="spellEnd"/>
-      <w:proofErr w:type="gramStart"/>
       <w:r>
         <w:rPr>
           <w:shd w:val="clear" w:color="auto" w:fill="FFFFFF"/>
         </w:rPr>
         <w:t>).</w:t>
       </w:r>
-      <w:r>
-        <w:rPr>
-          <w:color w:val="000000"/>
-        </w:rPr>
-        <w:t>.</w:t>
-      </w:r>
-      <w:proofErr w:type="gramEnd"/>
     </w:p>
     <w:p>
       <w:pPr>
@@ -1485,6 +1477,7 @@
           <w:numId w:val="1"/>
         </w:numPr>
         <w:spacing w:line="360" w:lineRule="auto"/>
+        <w:jc w:val="both"/>
       </w:pPr>
       <w:proofErr w:type="spellStart"/>
       <w:r>
@@ -1526,6 +1519,7 @@
           <w:numId w:val="16"/>
         </w:numPr>
         <w:spacing w:before="0" w:beforeAutospacing="0" w:after="0" w:afterAutospacing="0" w:line="360" w:lineRule="auto"/>
+        <w:jc w:val="both"/>
       </w:pPr>
       <w:r>
         <w:t xml:space="preserve">Реалізувати за допомогою пакета </w:t>
@@ -1549,6 +1543,7 @@
           <w:numId w:val="16"/>
         </w:numPr>
         <w:spacing w:before="0" w:beforeAutospacing="0" w:after="0" w:afterAutospacing="0" w:line="360" w:lineRule="auto"/>
+        <w:jc w:val="both"/>
         <w:rPr>
           <w:lang w:val="uk-UA"/>
         </w:rPr>
@@ -1564,6 +1559,7 @@
           <w:numId w:val="1"/>
         </w:numPr>
         <w:spacing w:line="360" w:lineRule="auto"/>
+        <w:jc w:val="both"/>
       </w:pPr>
       <w:r>
         <w:rPr>
@@ -1605,8 +1601,9 @@
         <w:rPr>
           <w:b/>
           <w:bCs/>
-        </w:rPr>
-        <w:t>.</w:t>
+          <w:lang w:val="en-US"/>
+        </w:rPr>
+        <w:t>:</w:t>
       </w:r>
     </w:p>
     <w:p>
@@ -2260,9 +2257,9 @@
           <w:bCs/>
           <w:i/>
           <w:iCs/>
-          <w:lang w:val="uk-UA"/>
-        </w:rPr>
-        <w:t>.</w:t>
+          <w:lang w:val="en-US"/>
+        </w:rPr>
+        <w:t>:</w:t>
       </w:r>
     </w:p>
     <w:p>

--- a/Year 1/Природно-надійні системи кібербезпеки/Звіт_3.docx
+++ b/Year 1/Природно-надійні системи кібербезпеки/Звіт_3.docx
@@ -4,191 +4,78 @@
   <w:body>
     <w:p>
       <w:pPr>
-        <w:spacing w:before="120"/>
         <w:jc w:val="center"/>
         <w:rPr>
-          <w:b/>
-          <w:lang w:val="uk-UA"/>
-        </w:rPr>
-      </w:pPr>
-      <w:r>
-        <w:rPr>
-          <w:b/>
-          <w:lang w:val="uk-UA"/>
-        </w:rPr>
-        <w:t>Додаток 1.</w:t>
-      </w:r>
-    </w:p>
-    <w:p>
-      <w:pPr>
-        <w:spacing w:before="120"/>
-        <w:jc w:val="both"/>
-      </w:pPr>
+          <w:bCs/>
+          <w:sz w:val="28"/>
+          <w:szCs w:val="28"/>
+          <w:lang w:val="uk-UA"/>
+        </w:rPr>
+      </w:pPr>
+      <w:r>
+        <w:rPr>
+          <w:bCs/>
+          <w:sz w:val="28"/>
+          <w:szCs w:val="28"/>
+          <w:lang w:val="uk-UA"/>
+        </w:rPr>
+        <w:t>Міністерство освіти і науки України</w:t>
+      </w:r>
     </w:p>
     <w:p>
       <w:pPr>
         <w:jc w:val="center"/>
         <w:rPr>
-          <w:rFonts w:ascii="Times New Roman CYR" w:hAnsi="Times New Roman CYR"/>
-          <w:b/>
-          <w:sz w:val="28"/>
-          <w:szCs w:val="28"/>
-        </w:rPr>
-      </w:pPr>
-      <w:proofErr w:type="spellStart"/>
-      <w:r>
-        <w:rPr>
-          <w:rFonts w:ascii="Times New Roman CYR" w:hAnsi="Times New Roman CYR"/>
-          <w:b/>
-          <w:sz w:val="28"/>
-          <w:szCs w:val="28"/>
-        </w:rPr>
-        <w:t>Міністерство</w:t>
-      </w:r>
-      <w:proofErr w:type="spellEnd"/>
-      <w:r>
-        <w:rPr>
-          <w:rFonts w:ascii="Times New Roman CYR" w:hAnsi="Times New Roman CYR"/>
-          <w:b/>
-          <w:sz w:val="28"/>
-          <w:szCs w:val="28"/>
-        </w:rPr>
-        <w:t xml:space="preserve"> </w:t>
-      </w:r>
-      <w:proofErr w:type="spellStart"/>
-      <w:r>
-        <w:rPr>
-          <w:rFonts w:ascii="Times New Roman CYR" w:hAnsi="Times New Roman CYR"/>
-          <w:b/>
-          <w:sz w:val="28"/>
-          <w:szCs w:val="28"/>
-        </w:rPr>
-        <w:t>освіти</w:t>
-      </w:r>
-      <w:proofErr w:type="spellEnd"/>
-      <w:r>
-        <w:rPr>
-          <w:rFonts w:ascii="Times New Roman CYR" w:hAnsi="Times New Roman CYR"/>
-          <w:b/>
-          <w:sz w:val="28"/>
-          <w:szCs w:val="28"/>
-        </w:rPr>
-        <w:t xml:space="preserve"> і науки </w:t>
-      </w:r>
-      <w:proofErr w:type="spellStart"/>
-      <w:r>
-        <w:rPr>
-          <w:rFonts w:ascii="Times New Roman CYR" w:hAnsi="Times New Roman CYR"/>
-          <w:b/>
-          <w:sz w:val="28"/>
-          <w:szCs w:val="28"/>
-        </w:rPr>
-        <w:t>України</w:t>
-      </w:r>
-      <w:proofErr w:type="spellEnd"/>
+          <w:bCs/>
+          <w:sz w:val="28"/>
+          <w:szCs w:val="28"/>
+          <w:lang w:val="uk-UA"/>
+        </w:rPr>
+      </w:pPr>
+      <w:r>
+        <w:rPr>
+          <w:bCs/>
+          <w:sz w:val="28"/>
+          <w:szCs w:val="28"/>
+          <w:lang w:val="uk-UA"/>
+        </w:rPr>
+        <w:t>Черкаський державний технологічний університет</w:t>
+      </w:r>
+    </w:p>
+    <w:p>
+      <w:pPr>
+        <w:rPr>
+          <w:bCs/>
+          <w:sz w:val="28"/>
+          <w:szCs w:val="28"/>
+          <w:lang w:val="uk-UA"/>
+        </w:rPr>
+      </w:pPr>
     </w:p>
     <w:p>
       <w:pPr>
         <w:jc w:val="center"/>
         <w:rPr>
-          <w:rFonts w:ascii="Times New Roman CYR" w:hAnsi="Times New Roman CYR"/>
-          <w:b/>
-          <w:sz w:val="28"/>
-          <w:szCs w:val="28"/>
-        </w:rPr>
-      </w:pPr>
-      <w:proofErr w:type="spellStart"/>
-      <w:r>
-        <w:rPr>
-          <w:rFonts w:ascii="Times New Roman CYR" w:hAnsi="Times New Roman CYR"/>
-          <w:b/>
-          <w:sz w:val="28"/>
-          <w:szCs w:val="28"/>
-        </w:rPr>
-        <w:t>Черкаський</w:t>
-      </w:r>
-      <w:proofErr w:type="spellEnd"/>
-      <w:r>
-        <w:rPr>
-          <w:rFonts w:ascii="Times New Roman CYR" w:hAnsi="Times New Roman CYR"/>
-          <w:b/>
-          <w:sz w:val="28"/>
-          <w:szCs w:val="28"/>
-        </w:rPr>
-        <w:t xml:space="preserve"> </w:t>
-      </w:r>
-      <w:r>
-        <w:rPr>
-          <w:rFonts w:ascii="Times New Roman CYR" w:hAnsi="Times New Roman CYR"/>
-          <w:b/>
-          <w:sz w:val="28"/>
-          <w:szCs w:val="28"/>
-          <w:lang w:val="uk-UA"/>
-        </w:rPr>
-        <w:t xml:space="preserve">державний технологічний </w:t>
-      </w:r>
-      <w:proofErr w:type="spellStart"/>
-      <w:r>
-        <w:rPr>
-          <w:rFonts w:ascii="Times New Roman CYR" w:hAnsi="Times New Roman CYR"/>
-          <w:b/>
-          <w:sz w:val="28"/>
-          <w:szCs w:val="28"/>
-        </w:rPr>
-        <w:t>університет</w:t>
-      </w:r>
-      <w:proofErr w:type="spellEnd"/>
+          <w:bCs/>
+          <w:sz w:val="28"/>
+          <w:szCs w:val="28"/>
+          <w:lang w:val="uk-UA"/>
+        </w:rPr>
+      </w:pPr>
     </w:p>
     <w:p>
       <w:pPr>
         <w:jc w:val="center"/>
         <w:rPr>
-          <w:rFonts w:ascii="Times New Roman CYR" w:hAnsi="Times New Roman CYR"/>
-          <w:b/>
-          <w:sz w:val="28"/>
-          <w:szCs w:val="28"/>
-        </w:rPr>
-      </w:pPr>
-    </w:p>
-    <w:p>
-      <w:pPr>
-        <w:jc w:val="center"/>
-        <w:rPr>
-          <w:rFonts w:ascii="Times New Roman CYR" w:hAnsi="Times New Roman CYR"/>
-          <w:b/>
-          <w:sz w:val="28"/>
-          <w:szCs w:val="28"/>
-          <w:lang w:val="uk-UA"/>
-        </w:rPr>
-      </w:pPr>
-    </w:p>
-    <w:p>
-      <w:pPr>
-        <w:jc w:val="center"/>
-        <w:rPr>
-          <w:rFonts w:ascii="Times New Roman CYR" w:hAnsi="Times New Roman CYR"/>
-          <w:b/>
-          <w:sz w:val="28"/>
-          <w:szCs w:val="28"/>
-          <w:lang w:val="uk-UA"/>
-        </w:rPr>
-      </w:pPr>
-    </w:p>
-    <w:p>
-      <w:pPr>
-        <w:jc w:val="center"/>
-        <w:rPr>
-          <w:rFonts w:ascii="Times New Roman CYR" w:hAnsi="Times New Roman CYR"/>
-          <w:b/>
-          <w:sz w:val="28"/>
-          <w:szCs w:val="28"/>
-          <w:lang w:val="uk-UA"/>
-        </w:rPr>
-      </w:pPr>
-      <w:r>
-        <w:rPr>
-          <w:rFonts w:ascii="Times New Roman CYR" w:hAnsi="Times New Roman CYR"/>
-          <w:b/>
+          <w:bCs/>
+          <w:sz w:val="28"/>
+          <w:szCs w:val="28"/>
+          <w:lang w:val="uk-UA"/>
+        </w:rPr>
+      </w:pPr>
+      <w:r>
+        <w:rPr>
+          <w:bCs/>
           <w:sz w:val="28"/>
           <w:szCs w:val="28"/>
           <w:lang w:val="uk-UA"/>
@@ -200,8 +87,10 @@
       <w:pPr>
         <w:ind w:left="709"/>
         <w:rPr>
-          <w:rFonts w:ascii="Times New Roman CYR" w:hAnsi="Times New Roman CYR"/>
-          <w:sz w:val="20"/>
+          <w:bCs/>
+          <w:sz w:val="28"/>
+          <w:szCs w:val="28"/>
+          <w:lang w:val="uk-UA"/>
         </w:rPr>
       </w:pPr>
     </w:p>
@@ -210,31 +99,30 @@
         <w:ind w:left="709" w:hanging="709"/>
         <w:jc w:val="center"/>
         <w:rPr>
-          <w:rFonts w:ascii="Times New Roman CYR" w:hAnsi="Times New Roman CYR"/>
-          <w:b/>
-          <w:sz w:val="28"/>
-          <w:szCs w:val="28"/>
-          <w:lang w:val="uk-UA"/>
-        </w:rPr>
-      </w:pPr>
-      <w:r>
-        <w:rPr>
-          <w:rFonts w:ascii="Times New Roman CYR" w:hAnsi="Times New Roman CYR"/>
-          <w:b/>
-          <w:sz w:val="28"/>
-          <w:szCs w:val="28"/>
-          <w:lang w:val="uk-UA"/>
-        </w:rPr>
-        <w:t>Кафедра комп’ютерних наук та системного аналізу</w:t>
+          <w:bCs/>
+          <w:sz w:val="28"/>
+          <w:szCs w:val="28"/>
+          <w:lang w:val="uk-UA"/>
+        </w:rPr>
+      </w:pPr>
+      <w:r>
+        <w:rPr>
+          <w:bCs/>
+          <w:sz w:val="28"/>
+          <w:szCs w:val="28"/>
+          <w:lang w:val="uk-UA"/>
+        </w:rPr>
+        <w:t>Кафедра інформаційної безпеки та комп'ютерної інженерії</w:t>
       </w:r>
     </w:p>
     <w:p>
       <w:pPr>
         <w:ind w:left="709"/>
         <w:rPr>
-          <w:rFonts w:ascii="Times New Roman CYR" w:hAnsi="Times New Roman CYR"/>
-          <w:sz w:val="32"/>
-          <w:szCs w:val="32"/>
+          <w:bCs/>
+          <w:sz w:val="28"/>
+          <w:szCs w:val="28"/>
+          <w:lang w:val="uk-UA"/>
         </w:rPr>
       </w:pPr>
     </w:p>
@@ -242,9 +130,10 @@
       <w:pPr>
         <w:ind w:left="709"/>
         <w:rPr>
-          <w:rFonts w:ascii="Times New Roman CYR" w:hAnsi="Times New Roman CYR"/>
-          <w:sz w:val="32"/>
-          <w:szCs w:val="32"/>
+          <w:bCs/>
+          <w:sz w:val="28"/>
+          <w:szCs w:val="28"/>
+          <w:lang w:val="uk-UA"/>
         </w:rPr>
       </w:pPr>
     </w:p>
@@ -253,83 +142,21 @@
         <w:ind w:left="709" w:hanging="709"/>
         <w:jc w:val="center"/>
         <w:rPr>
-          <w:rFonts w:ascii="Times New Roman CYR" w:hAnsi="Times New Roman CYR"/>
-          <w:sz w:val="28"/>
-          <w:szCs w:val="28"/>
-          <w:lang w:val="uk-UA"/>
-        </w:rPr>
-      </w:pPr>
-      <w:r>
-        <w:rPr>
-          <w:rFonts w:ascii="Times New Roman CYR" w:hAnsi="Times New Roman CYR"/>
-          <w:sz w:val="28"/>
-          <w:szCs w:val="28"/>
-          <w:lang w:val="uk-UA"/>
-        </w:rPr>
-        <w:t xml:space="preserve">Дисципліна: </w:t>
-      </w:r>
-      <w:r>
-        <w:rPr>
-          <w:b/>
-          <w:sz w:val="28"/>
-          <w:szCs w:val="28"/>
-        </w:rPr>
-        <w:t>Природно-</w:t>
-      </w:r>
-      <w:proofErr w:type="spellStart"/>
-      <w:r>
-        <w:rPr>
-          <w:b/>
-          <w:sz w:val="28"/>
-          <w:szCs w:val="28"/>
-        </w:rPr>
-        <w:t>надійні</w:t>
-      </w:r>
-      <w:proofErr w:type="spellEnd"/>
-      <w:r>
-        <w:rPr>
-          <w:b/>
-          <w:sz w:val="28"/>
-          <w:szCs w:val="28"/>
-        </w:rPr>
-        <w:t xml:space="preserve"> </w:t>
-      </w:r>
-      <w:proofErr w:type="spellStart"/>
-      <w:r>
-        <w:rPr>
-          <w:b/>
-          <w:sz w:val="28"/>
-          <w:szCs w:val="28"/>
-        </w:rPr>
-        <w:t>системи</w:t>
-      </w:r>
-      <w:proofErr w:type="spellEnd"/>
-      <w:r>
-        <w:rPr>
-          <w:b/>
-          <w:sz w:val="28"/>
-          <w:szCs w:val="28"/>
-        </w:rPr>
-        <w:t xml:space="preserve"> </w:t>
-      </w:r>
-      <w:proofErr w:type="spellStart"/>
-      <w:r>
-        <w:rPr>
-          <w:b/>
-          <w:sz w:val="28"/>
-          <w:szCs w:val="28"/>
-        </w:rPr>
-        <w:t>кібербезпеки</w:t>
-      </w:r>
-      <w:proofErr w:type="spellEnd"/>
+          <w:bCs/>
+          <w:sz w:val="28"/>
+          <w:szCs w:val="28"/>
+          <w:lang w:val="uk-UA"/>
+        </w:rPr>
+      </w:pPr>
     </w:p>
     <w:p>
       <w:pPr>
         <w:ind w:left="709"/>
         <w:rPr>
-          <w:rFonts w:ascii="Times New Roman CYR" w:hAnsi="Times New Roman CYR"/>
-          <w:sz w:val="32"/>
-          <w:szCs w:val="32"/>
+          <w:bCs/>
+          <w:sz w:val="28"/>
+          <w:szCs w:val="28"/>
+          <w:lang w:val="uk-UA"/>
         </w:rPr>
       </w:pPr>
     </w:p>
@@ -337,9 +164,10 @@
       <w:pPr>
         <w:ind w:left="709"/>
         <w:rPr>
-          <w:rFonts w:ascii="Times New Roman CYR" w:hAnsi="Times New Roman CYR"/>
-          <w:sz w:val="32"/>
-          <w:szCs w:val="32"/>
+          <w:bCs/>
+          <w:sz w:val="28"/>
+          <w:szCs w:val="28"/>
+          <w:lang w:val="uk-UA"/>
         </w:rPr>
       </w:pPr>
     </w:p>
@@ -347,9 +175,10 @@
       <w:pPr>
         <w:ind w:left="709"/>
         <w:rPr>
-          <w:rFonts w:ascii="Times New Roman CYR" w:hAnsi="Times New Roman CYR"/>
-          <w:sz w:val="32"/>
-          <w:szCs w:val="32"/>
+          <w:bCs/>
+          <w:sz w:val="28"/>
+          <w:szCs w:val="28"/>
+          <w:lang w:val="uk-UA"/>
         </w:rPr>
       </w:pPr>
     </w:p>
@@ -357,9 +186,10 @@
       <w:pPr>
         <w:ind w:left="709"/>
         <w:rPr>
-          <w:rFonts w:ascii="Times New Roman CYR" w:hAnsi="Times New Roman CYR"/>
-          <w:sz w:val="32"/>
-          <w:szCs w:val="32"/>
+          <w:bCs/>
+          <w:sz w:val="28"/>
+          <w:szCs w:val="28"/>
+          <w:lang w:val="uk-UA"/>
         </w:rPr>
       </w:pPr>
     </w:p>
@@ -367,9 +197,10 @@
       <w:pPr>
         <w:ind w:left="709"/>
         <w:rPr>
-          <w:rFonts w:ascii="Times New Roman CYR" w:hAnsi="Times New Roman CYR"/>
-          <w:sz w:val="32"/>
-          <w:szCs w:val="32"/>
+          <w:bCs/>
+          <w:sz w:val="28"/>
+          <w:szCs w:val="28"/>
+          <w:lang w:val="uk-UA"/>
         </w:rPr>
       </w:pPr>
     </w:p>
@@ -377,30 +208,29 @@
       <w:pPr>
         <w:ind w:left="709"/>
         <w:rPr>
-          <w:rFonts w:ascii="Times New Roman CYR" w:hAnsi="Times New Roman CYR"/>
-          <w:sz w:val="32"/>
-          <w:szCs w:val="32"/>
-          <w:lang w:val="en-US"/>
-        </w:rPr>
-      </w:pPr>
-    </w:p>
-    <w:p>
-      <w:pPr>
+          <w:bCs/>
+          <w:sz w:val="28"/>
+          <w:szCs w:val="28"/>
+          <w:lang w:val="uk-UA"/>
+        </w:rPr>
+      </w:pPr>
+    </w:p>
+    <w:p>
+      <w:pPr>
+        <w:spacing w:line="360" w:lineRule="auto"/>
         <w:jc w:val="center"/>
         <w:rPr>
-          <w:rFonts w:ascii="Times New Roman CYR" w:hAnsi="Times New Roman CYR"/>
-          <w:b/>
-          <w:sz w:val="32"/>
-          <w:szCs w:val="32"/>
-          <w:lang w:val="uk-UA"/>
-        </w:rPr>
-      </w:pPr>
-      <w:r>
-        <w:rPr>
-          <w:rFonts w:ascii="Times New Roman CYR" w:hAnsi="Times New Roman CYR"/>
-          <w:b/>
-          <w:sz w:val="32"/>
-          <w:szCs w:val="32"/>
+          <w:bCs/>
+          <w:sz w:val="28"/>
+          <w:szCs w:val="28"/>
+          <w:lang w:val="uk-UA"/>
+        </w:rPr>
+      </w:pPr>
+      <w:r>
+        <w:rPr>
+          <w:bCs/>
+          <w:sz w:val="28"/>
+          <w:szCs w:val="28"/>
           <w:lang w:val="uk-UA"/>
         </w:rPr>
         <w:t>З В І Т</w:t>
@@ -408,33 +238,32 @@
     </w:p>
     <w:p>
       <w:pPr>
+        <w:spacing w:line="360" w:lineRule="auto"/>
         <w:ind w:left="1560" w:hanging="1560"/>
         <w:jc w:val="center"/>
         <w:rPr>
-          <w:rFonts w:ascii="Times New Roman CYR" w:hAnsi="Times New Roman CYR"/>
-          <w:b/>
-          <w:sz w:val="32"/>
-          <w:szCs w:val="32"/>
-          <w:lang w:val="uk-UA"/>
-        </w:rPr>
-      </w:pPr>
-    </w:p>
-    <w:p>
-      <w:pPr>
+          <w:bCs/>
+          <w:sz w:val="28"/>
+          <w:szCs w:val="28"/>
+          <w:lang w:val="uk-UA"/>
+        </w:rPr>
+      </w:pPr>
+    </w:p>
+    <w:p>
+      <w:pPr>
+        <w:spacing w:line="360" w:lineRule="auto"/>
         <w:ind w:left="1560" w:hanging="1560"/>
         <w:jc w:val="center"/>
         <w:rPr>
-          <w:rFonts w:ascii="Times New Roman CYR" w:hAnsi="Times New Roman CYR"/>
-          <w:b/>
-          <w:sz w:val="28"/>
-          <w:szCs w:val="28"/>
-          <w:lang w:val="uk-UA"/>
-        </w:rPr>
-      </w:pPr>
-      <w:r>
-        <w:rPr>
-          <w:rFonts w:ascii="Times New Roman CYR" w:hAnsi="Times New Roman CYR"/>
-          <w:b/>
+          <w:bCs/>
+          <w:sz w:val="28"/>
+          <w:szCs w:val="28"/>
+          <w:lang w:val="uk-UA"/>
+        </w:rPr>
+      </w:pPr>
+      <w:r>
+        <w:rPr>
+          <w:bCs/>
           <w:sz w:val="28"/>
           <w:szCs w:val="28"/>
           <w:lang w:val="uk-UA"/>
@@ -443,8 +272,7 @@
       </w:r>
       <w:r>
         <w:rPr>
-          <w:rFonts w:ascii="Times New Roman CYR" w:hAnsi="Times New Roman CYR"/>
-          <w:b/>
+          <w:bCs/>
           <w:sz w:val="28"/>
           <w:szCs w:val="28"/>
           <w:lang w:val="uk-UA"/>
@@ -454,618 +282,1091 @@
     </w:p>
     <w:p>
       <w:pPr>
+        <w:spacing w:line="360" w:lineRule="auto"/>
         <w:jc w:val="center"/>
         <w:rPr>
-          <w:rFonts w:ascii="Times New Roman CYR" w:hAnsi="Times New Roman CYR"/>
-          <w:b/>
-          <w:sz w:val="28"/>
-          <w:szCs w:val="28"/>
-          <w:lang w:val="uk-UA"/>
-        </w:rPr>
-      </w:pPr>
-    </w:p>
-    <w:p>
-      <w:pPr>
-        <w:tabs>
-          <w:tab w:val="left" w:pos="560"/>
-          <w:tab w:val="left" w:pos="1120"/>
-          <w:tab w:val="left" w:pos="1680"/>
-          <w:tab w:val="left" w:pos="2240"/>
-          <w:tab w:val="left" w:pos="2800"/>
-          <w:tab w:val="left" w:pos="3360"/>
-          <w:tab w:val="left" w:pos="3920"/>
-          <w:tab w:val="left" w:pos="4480"/>
-          <w:tab w:val="left" w:pos="5040"/>
-          <w:tab w:val="left" w:pos="5600"/>
-          <w:tab w:val="left" w:pos="6160"/>
-          <w:tab w:val="left" w:pos="6720"/>
-        </w:tabs>
-        <w:autoSpaceDE w:val="0"/>
-        <w:autoSpaceDN w:val="0"/>
-        <w:adjustRightInd w:val="0"/>
+          <w:bCs/>
+          <w:sz w:val="28"/>
+          <w:szCs w:val="28"/>
+          <w:lang w:val="uk-UA"/>
+        </w:rPr>
+      </w:pPr>
+      <w:r>
+        <w:rPr>
+          <w:bCs/>
+          <w:sz w:val="28"/>
+          <w:szCs w:val="28"/>
+          <w:lang w:val="uk-UA"/>
+        </w:rPr>
+        <w:t>з д</w:t>
+      </w:r>
+      <w:r>
+        <w:rPr>
+          <w:bCs/>
+          <w:sz w:val="28"/>
+          <w:szCs w:val="28"/>
+          <w:lang w:val="uk-UA"/>
+        </w:rPr>
+        <w:t>исциплін</w:t>
+      </w:r>
+      <w:r>
+        <w:rPr>
+          <w:bCs/>
+          <w:sz w:val="28"/>
+          <w:szCs w:val="28"/>
+          <w:lang w:val="uk-UA"/>
+        </w:rPr>
+        <w:t>и</w:t>
+      </w:r>
+      <w:r>
+        <w:rPr>
+          <w:bCs/>
+          <w:sz w:val="28"/>
+          <w:szCs w:val="28"/>
+          <w:lang w:val="uk-UA"/>
+        </w:rPr>
+        <w:t xml:space="preserve"> </w:t>
+      </w:r>
+      <w:r>
+        <w:rPr>
+          <w:bCs/>
+          <w:sz w:val="28"/>
+          <w:szCs w:val="28"/>
+          <w:lang w:val="uk-UA"/>
+        </w:rPr>
+        <w:t>«</w:t>
+      </w:r>
+      <w:r>
+        <w:rPr>
+          <w:bCs/>
+          <w:sz w:val="28"/>
+          <w:szCs w:val="28"/>
+          <w:lang w:val="uk-UA"/>
+        </w:rPr>
+        <w:t xml:space="preserve">Природно-надійні системи </w:t>
+      </w:r>
+      <w:proofErr w:type="spellStart"/>
+      <w:r>
+        <w:rPr>
+          <w:bCs/>
+          <w:sz w:val="28"/>
+          <w:szCs w:val="28"/>
+          <w:lang w:val="uk-UA"/>
+        </w:rPr>
+        <w:t>кібербезпеки</w:t>
+      </w:r>
+      <w:proofErr w:type="spellEnd"/>
+      <w:r>
+        <w:rPr>
+          <w:bCs/>
+          <w:sz w:val="28"/>
+          <w:szCs w:val="28"/>
+          <w:lang w:val="uk-UA"/>
+        </w:rPr>
+        <w:t>»</w:t>
+      </w:r>
+    </w:p>
+    <w:p>
+      <w:pPr>
+        <w:spacing w:line="360" w:lineRule="auto"/>
         <w:jc w:val="center"/>
         <w:rPr>
-          <w:rFonts w:eastAsiaTheme="minorHAnsi"/>
-          <w:b/>
-          <w:bCs/>
-          <w:color w:val="000000"/>
-          <w:sz w:val="28"/>
-          <w:szCs w:val="28"/>
-          <w:lang w:val="en-GB" w:eastAsia="en-US"/>
-          <w14:ligatures w14:val="standardContextual"/>
-        </w:rPr>
-      </w:pPr>
-      <w:r>
-        <w:rPr>
-          <w:rFonts w:ascii="Times New Roman CYR" w:hAnsi="Times New Roman CYR"/>
-          <w:b/>
-          <w:sz w:val="28"/>
-          <w:szCs w:val="28"/>
-          <w:lang w:val="uk-UA"/>
-        </w:rPr>
-        <w:t>Тема: „</w:t>
+          <w:bCs/>
+          <w:sz w:val="28"/>
+          <w:szCs w:val="28"/>
+          <w:lang w:val="uk-UA"/>
+        </w:rPr>
+      </w:pPr>
+      <w:r>
+        <w:rPr>
+          <w:bCs/>
+          <w:sz w:val="28"/>
+          <w:szCs w:val="28"/>
+          <w:lang w:val="uk-UA"/>
+        </w:rPr>
+        <w:t xml:space="preserve">Тема: </w:t>
+      </w:r>
+      <w:r>
+        <w:rPr>
+          <w:bCs/>
+          <w:sz w:val="28"/>
+          <w:szCs w:val="28"/>
+          <w:lang w:val="uk-UA"/>
+        </w:rPr>
+        <w:t>«</w:t>
       </w:r>
       <w:proofErr w:type="spellStart"/>
       <w:r>
         <w:rPr>
-          <w:rFonts w:eastAsiaTheme="minorHAnsi"/>
-          <w:b/>
-          <w:bCs/>
-          <w:color w:val="000000"/>
-          <w:sz w:val="28"/>
-          <w:szCs w:val="28"/>
-          <w:lang w:val="en-GB" w:eastAsia="en-US"/>
-          <w14:ligatures w14:val="standardContextual"/>
+          <w:bCs/>
+          <w:sz w:val="28"/>
+          <w:szCs w:val="28"/>
+          <w:lang w:val="uk-UA"/>
         </w:rPr>
         <w:t>Нейромережа</w:t>
       </w:r>
       <w:proofErr w:type="spellEnd"/>
       <w:r>
         <w:rPr>
-          <w:rFonts w:eastAsiaTheme="minorHAnsi"/>
-          <w:b/>
-          <w:bCs/>
-          <w:color w:val="000000"/>
-          <w:sz w:val="28"/>
-          <w:szCs w:val="28"/>
-          <w:lang w:val="en-GB" w:eastAsia="en-US"/>
-          <w14:ligatures w14:val="standardContextual"/>
-        </w:rPr>
-        <w:t xml:space="preserve"> Seq2seq </w:t>
-      </w:r>
-      <w:proofErr w:type="spellStart"/>
-      <w:r>
-        <w:rPr>
-          <w:rFonts w:eastAsiaTheme="minorHAnsi"/>
-          <w:b/>
-          <w:bCs/>
-          <w:color w:val="000000"/>
-          <w:sz w:val="28"/>
-          <w:szCs w:val="28"/>
-          <w:lang w:val="en-GB" w:eastAsia="en-US"/>
-          <w14:ligatures w14:val="standardContextual"/>
-        </w:rPr>
-        <w:t>на</w:t>
-      </w:r>
-      <w:proofErr w:type="spellEnd"/>
-      <w:r>
-        <w:rPr>
-          <w:rFonts w:eastAsiaTheme="minorHAnsi"/>
-          <w:b/>
-          <w:bCs/>
-          <w:color w:val="000000"/>
-          <w:sz w:val="28"/>
-          <w:szCs w:val="28"/>
-          <w:lang w:val="en-GB" w:eastAsia="en-US"/>
-          <w14:ligatures w14:val="standardContextual"/>
-        </w:rPr>
-        <w:t xml:space="preserve"> </w:t>
-      </w:r>
-      <w:proofErr w:type="spellStart"/>
-      <w:r>
-        <w:rPr>
-          <w:rFonts w:eastAsiaTheme="minorHAnsi"/>
-          <w:b/>
-          <w:bCs/>
-          <w:color w:val="000000"/>
-          <w:sz w:val="28"/>
-          <w:szCs w:val="28"/>
-          <w:lang w:val="en-GB" w:eastAsia="en-US"/>
-          <w14:ligatures w14:val="standardContextual"/>
-        </w:rPr>
-        <w:t>основі</w:t>
-      </w:r>
-      <w:proofErr w:type="spellEnd"/>
-      <w:r>
-        <w:rPr>
-          <w:rFonts w:eastAsiaTheme="minorHAnsi"/>
-          <w:b/>
-          <w:bCs/>
-          <w:color w:val="000000"/>
-          <w:sz w:val="28"/>
-          <w:szCs w:val="28"/>
-          <w:lang w:val="en-GB" w:eastAsia="en-US"/>
-          <w14:ligatures w14:val="standardContextual"/>
-        </w:rPr>
-        <w:t xml:space="preserve"> SRN </w:t>
-      </w:r>
-      <w:proofErr w:type="spellStart"/>
-      <w:r>
-        <w:rPr>
-          <w:rFonts w:eastAsiaTheme="minorHAnsi"/>
-          <w:b/>
-          <w:bCs/>
-          <w:color w:val="000000"/>
-          <w:sz w:val="28"/>
-          <w:szCs w:val="28"/>
-          <w:lang w:val="en-GB" w:eastAsia="en-US"/>
-          <w14:ligatures w14:val="standardContextual"/>
-        </w:rPr>
-        <w:t>для</w:t>
-      </w:r>
-      <w:proofErr w:type="spellEnd"/>
-      <w:r>
-        <w:rPr>
-          <w:rFonts w:eastAsiaTheme="minorHAnsi"/>
-          <w:b/>
-          <w:bCs/>
-          <w:color w:val="000000"/>
-          <w:sz w:val="28"/>
-          <w:szCs w:val="28"/>
-          <w:lang w:val="en-GB" w:eastAsia="en-US"/>
-          <w14:ligatures w14:val="standardContextual"/>
-        </w:rPr>
-        <w:t xml:space="preserve"> </w:t>
-      </w:r>
-      <w:proofErr w:type="spellStart"/>
-      <w:r>
-        <w:rPr>
-          <w:rFonts w:eastAsiaTheme="minorHAnsi"/>
-          <w:b/>
-          <w:bCs/>
-          <w:color w:val="000000"/>
-          <w:sz w:val="28"/>
-          <w:szCs w:val="28"/>
-          <w:lang w:val="en-GB" w:eastAsia="en-US"/>
-          <w14:ligatures w14:val="standardContextual"/>
-        </w:rPr>
-        <w:t>шифрування</w:t>
-      </w:r>
-      <w:proofErr w:type="spellEnd"/>
-      <w:r>
-        <w:rPr>
-          <w:rFonts w:eastAsiaTheme="minorHAnsi"/>
-          <w:b/>
-          <w:bCs/>
-          <w:color w:val="000000"/>
-          <w:sz w:val="28"/>
-          <w:szCs w:val="28"/>
-          <w:lang w:val="en-GB" w:eastAsia="en-US"/>
-          <w14:ligatures w14:val="standardContextual"/>
-        </w:rPr>
-        <w:t xml:space="preserve"> </w:t>
-      </w:r>
-      <w:proofErr w:type="spellStart"/>
-      <w:r>
-        <w:rPr>
-          <w:rFonts w:eastAsiaTheme="minorHAnsi"/>
-          <w:b/>
-          <w:bCs/>
-          <w:color w:val="000000"/>
-          <w:sz w:val="28"/>
-          <w:szCs w:val="28"/>
-          <w:lang w:val="en-GB" w:eastAsia="en-US"/>
-          <w14:ligatures w14:val="standardContextual"/>
-        </w:rPr>
-        <w:t>інформації</w:t>
-      </w:r>
-      <w:proofErr w:type="spellEnd"/>
-      <w:r>
-        <w:rPr>
-          <w:rFonts w:ascii="Times New Roman CYR" w:hAnsi="Times New Roman CYR"/>
-          <w:b/>
-          <w:sz w:val="28"/>
-          <w:szCs w:val="28"/>
-          <w:lang w:val="uk-UA"/>
-        </w:rPr>
-        <w:t>”</w:t>
-      </w:r>
-    </w:p>
-    <w:p>
-      <w:pPr>
+          <w:bCs/>
+          <w:sz w:val="28"/>
+          <w:szCs w:val="28"/>
+          <w:lang w:val="uk-UA"/>
+        </w:rPr>
+        <w:t xml:space="preserve"> Seq2seq на основі SRN для шифрування інформації</w:t>
+      </w:r>
+      <w:r>
+        <w:rPr>
+          <w:bCs/>
+          <w:sz w:val="28"/>
+          <w:szCs w:val="28"/>
+          <w:lang w:val="uk-UA"/>
+        </w:rPr>
+        <w:t>»</w:t>
+      </w:r>
+    </w:p>
+    <w:p>
+      <w:pPr>
+        <w:spacing w:line="360" w:lineRule="auto"/>
         <w:ind w:left="1560" w:hanging="1560"/>
         <w:jc w:val="center"/>
         <w:rPr>
+          <w:bCs/>
+          <w:sz w:val="28"/>
+          <w:szCs w:val="28"/>
+          <w:lang w:val="uk-UA"/>
+        </w:rPr>
+      </w:pPr>
+    </w:p>
+    <w:p>
+      <w:pPr>
+        <w:spacing w:line="360" w:lineRule="auto"/>
+        <w:ind w:left="709"/>
+        <w:jc w:val="center"/>
+        <w:rPr>
+          <w:bCs/>
+          <w:i/>
+          <w:sz w:val="28"/>
+          <w:szCs w:val="28"/>
+          <w:lang w:val="uk-UA"/>
+        </w:rPr>
+      </w:pPr>
+    </w:p>
+    <w:p>
+      <w:pPr>
+        <w:spacing w:line="360" w:lineRule="auto"/>
+        <w:ind w:left="709"/>
+        <w:rPr>
+          <w:sz w:val="28"/>
+          <w:szCs w:val="28"/>
+          <w:lang w:val="uk-UA"/>
+        </w:rPr>
+      </w:pPr>
+    </w:p>
+    <w:p>
+      <w:pPr>
+        <w:ind w:left="709"/>
+        <w:rPr>
+          <w:sz w:val="28"/>
+          <w:szCs w:val="28"/>
+          <w:lang w:val="uk-UA"/>
+        </w:rPr>
+      </w:pPr>
+    </w:p>
+    <w:p>
+      <w:pPr>
+        <w:ind w:left="709"/>
+        <w:rPr>
+          <w:sz w:val="28"/>
+          <w:szCs w:val="28"/>
+        </w:rPr>
+      </w:pPr>
+    </w:p>
+    <w:p>
+      <w:pPr>
+        <w:ind w:left="709"/>
+        <w:rPr>
+          <w:sz w:val="28"/>
+          <w:szCs w:val="28"/>
+          <w:lang w:val="en-US"/>
+        </w:rPr>
+      </w:pPr>
+    </w:p>
+    <w:tbl>
+      <w:tblPr>
+        <w:tblW w:w="9781" w:type="dxa"/>
+        <w:tblCellMar>
+          <w:top w:w="15" w:type="dxa"/>
+          <w:left w:w="15" w:type="dxa"/>
+          <w:bottom w:w="15" w:type="dxa"/>
+          <w:right w:w="15" w:type="dxa"/>
+        </w:tblCellMar>
+        <w:tblLook w:val="04A0" w:firstRow="1" w:lastRow="0" w:firstColumn="1" w:lastColumn="0" w:noHBand="0" w:noVBand="1"/>
+      </w:tblPr>
+      <w:tblGrid>
+        <w:gridCol w:w="4111"/>
+        <w:gridCol w:w="5670"/>
+      </w:tblGrid>
+      <w:tr>
+        <w:tc>
+          <w:tcPr>
+            <w:tcW w:w="4111" w:type="dxa"/>
+            <w:tcMar>
+              <w:top w:w="0" w:type="dxa"/>
+              <w:left w:w="108" w:type="dxa"/>
+              <w:bottom w:w="0" w:type="dxa"/>
+              <w:right w:w="108" w:type="dxa"/>
+            </w:tcMar>
+            <w:hideMark/>
+          </w:tcPr>
+          <w:p>
+            <w:pPr>
+              <w:rPr>
+                <w:sz w:val="28"/>
+                <w:szCs w:val="28"/>
+                <w:lang w:eastAsia="uk-UA"/>
+              </w:rPr>
+            </w:pPr>
+            <w:proofErr w:type="spellStart"/>
+            <w:r>
+              <w:rPr>
+                <w:color w:val="000000"/>
+                <w:sz w:val="28"/>
+                <w:szCs w:val="28"/>
+                <w:lang w:eastAsia="uk-UA"/>
+              </w:rPr>
+              <w:t>Перевірила</w:t>
+            </w:r>
+            <w:proofErr w:type="spellEnd"/>
+            <w:r>
+              <w:rPr>
+                <w:color w:val="000000"/>
+                <w:sz w:val="28"/>
+                <w:szCs w:val="28"/>
+                <w:lang w:eastAsia="uk-UA"/>
+              </w:rPr>
+              <w:t>:</w:t>
+            </w:r>
+          </w:p>
+        </w:tc>
+        <w:tc>
+          <w:tcPr>
+            <w:tcW w:w="5670" w:type="dxa"/>
+            <w:tcMar>
+              <w:top w:w="0" w:type="dxa"/>
+              <w:left w:w="108" w:type="dxa"/>
+              <w:bottom w:w="0" w:type="dxa"/>
+              <w:right w:w="108" w:type="dxa"/>
+            </w:tcMar>
+            <w:hideMark/>
+          </w:tcPr>
+          <w:p>
+            <w:pPr>
+              <w:jc w:val="right"/>
+              <w:rPr>
+                <w:sz w:val="28"/>
+                <w:szCs w:val="28"/>
+                <w:lang w:eastAsia="uk-UA"/>
+              </w:rPr>
+            </w:pPr>
+            <w:r>
+              <w:rPr>
+                <w:color w:val="000000"/>
+                <w:sz w:val="28"/>
+                <w:szCs w:val="28"/>
+                <w:lang w:eastAsia="uk-UA"/>
+              </w:rPr>
+              <w:t>Викон</w:t>
+            </w:r>
+            <w:proofErr w:type="spellStart"/>
+            <w:r>
+              <w:rPr>
+                <w:color w:val="000000"/>
+                <w:sz w:val="28"/>
+                <w:szCs w:val="28"/>
+                <w:lang w:val="uk-UA" w:eastAsia="uk-UA"/>
+              </w:rPr>
+              <w:t>ав</w:t>
+            </w:r>
+            <w:proofErr w:type="spellEnd"/>
+            <w:r>
+              <w:rPr>
+                <w:color w:val="000000"/>
+                <w:sz w:val="28"/>
+                <w:szCs w:val="28"/>
+                <w:lang w:eastAsia="uk-UA"/>
+              </w:rPr>
+              <w:t>:</w:t>
+            </w:r>
+          </w:p>
+        </w:tc>
+      </w:tr>
+      <w:tr>
+        <w:tc>
+          <w:tcPr>
+            <w:tcW w:w="4111" w:type="dxa"/>
+            <w:tcMar>
+              <w:top w:w="0" w:type="dxa"/>
+              <w:left w:w="108" w:type="dxa"/>
+              <w:bottom w:w="0" w:type="dxa"/>
+              <w:right w:w="108" w:type="dxa"/>
+            </w:tcMar>
+            <w:hideMark/>
+          </w:tcPr>
+          <w:p>
+            <w:pPr>
+              <w:rPr>
+                <w:sz w:val="28"/>
+                <w:szCs w:val="28"/>
+                <w:lang w:eastAsia="uk-UA"/>
+              </w:rPr>
+            </w:pPr>
+            <w:proofErr w:type="spellStart"/>
+            <w:r>
+              <w:rPr>
+                <w:color w:val="000000"/>
+                <w:sz w:val="28"/>
+                <w:szCs w:val="28"/>
+                <w:lang w:eastAsia="uk-UA"/>
+              </w:rPr>
+              <w:t>професор</w:t>
+            </w:r>
+            <w:proofErr w:type="spellEnd"/>
+          </w:p>
+        </w:tc>
+        <w:tc>
+          <w:tcPr>
+            <w:tcW w:w="5670" w:type="dxa"/>
+            <w:tcMar>
+              <w:top w:w="0" w:type="dxa"/>
+              <w:left w:w="108" w:type="dxa"/>
+              <w:bottom w:w="0" w:type="dxa"/>
+              <w:right w:w="108" w:type="dxa"/>
+            </w:tcMar>
+            <w:hideMark/>
+          </w:tcPr>
+          <w:p>
+            <w:pPr>
+              <w:ind w:left="1560" w:hanging="1560"/>
+              <w:jc w:val="right"/>
+              <w:rPr>
+                <w:sz w:val="28"/>
+                <w:szCs w:val="28"/>
+                <w:lang w:val="uk-UA"/>
+              </w:rPr>
+            </w:pPr>
+            <w:r>
+              <w:rPr>
+                <w:sz w:val="28"/>
+                <w:szCs w:val="28"/>
+                <w:lang w:val="uk-UA"/>
+              </w:rPr>
+              <w:t>аспірант 1-го курсу</w:t>
+            </w:r>
+          </w:p>
+          <w:p>
+            <w:pPr>
+              <w:ind w:left="1560" w:hanging="1560"/>
+              <w:jc w:val="right"/>
+              <w:rPr>
+                <w:color w:val="000000" w:themeColor="text1"/>
+                <w:sz w:val="28"/>
+                <w:szCs w:val="28"/>
+                <w:lang w:val="uk-UA"/>
+              </w:rPr>
+            </w:pPr>
+            <w:r>
+              <w:rPr>
+                <w:sz w:val="28"/>
+                <w:szCs w:val="28"/>
+                <w:lang w:val="uk-UA"/>
+              </w:rPr>
+              <w:t xml:space="preserve">спеціальності </w:t>
+            </w:r>
+            <w:r>
+              <w:rPr>
+                <w:color w:val="000000" w:themeColor="text1"/>
+                <w:sz w:val="28"/>
+                <w:szCs w:val="28"/>
+                <w:lang w:val="uk-UA"/>
+              </w:rPr>
+              <w:t xml:space="preserve">F5 </w:t>
+            </w:r>
+            <w:proofErr w:type="spellStart"/>
+            <w:r>
+              <w:rPr>
+                <w:color w:val="000000" w:themeColor="text1"/>
+                <w:sz w:val="28"/>
+                <w:szCs w:val="28"/>
+                <w:lang w:val="uk-UA"/>
+              </w:rPr>
+              <w:t>Кібербезпека</w:t>
+            </w:r>
+            <w:proofErr w:type="spellEnd"/>
+          </w:p>
+          <w:p>
+            <w:pPr>
+              <w:ind w:left="1560" w:hanging="1560"/>
+              <w:jc w:val="right"/>
+              <w:rPr>
+                <w:color w:val="000000" w:themeColor="text1"/>
+                <w:sz w:val="28"/>
+                <w:szCs w:val="28"/>
+                <w:lang w:val="uk-UA"/>
+              </w:rPr>
+            </w:pPr>
+            <w:r>
+              <w:rPr>
+                <w:color w:val="000000" w:themeColor="text1"/>
+                <w:sz w:val="28"/>
+                <w:szCs w:val="28"/>
+                <w:lang w:val="uk-UA"/>
+              </w:rPr>
+              <w:t>та захист інформації</w:t>
+            </w:r>
+          </w:p>
+          <w:p>
+            <w:pPr>
+              <w:jc w:val="right"/>
+              <w:rPr>
+                <w:sz w:val="28"/>
+                <w:szCs w:val="28"/>
+                <w:lang w:val="uk-UA" w:eastAsia="uk-UA"/>
+              </w:rPr>
+            </w:pPr>
+          </w:p>
+        </w:tc>
+      </w:tr>
+      <w:tr>
+        <w:tc>
+          <w:tcPr>
+            <w:tcW w:w="4111" w:type="dxa"/>
+            <w:tcMar>
+              <w:top w:w="0" w:type="dxa"/>
+              <w:left w:w="108" w:type="dxa"/>
+              <w:bottom w:w="0" w:type="dxa"/>
+              <w:right w:w="108" w:type="dxa"/>
+            </w:tcMar>
+            <w:hideMark/>
+          </w:tcPr>
+          <w:p>
+            <w:pPr>
+              <w:rPr>
+                <w:sz w:val="28"/>
+                <w:szCs w:val="28"/>
+                <w:lang w:eastAsia="uk-UA"/>
+              </w:rPr>
+            </w:pPr>
+            <w:r>
+              <w:rPr>
+                <w:color w:val="000000"/>
+                <w:sz w:val="28"/>
+                <w:szCs w:val="28"/>
+                <w:lang w:eastAsia="uk-UA"/>
+              </w:rPr>
+              <w:t>Бабенко В. Г.</w:t>
+            </w:r>
+          </w:p>
+        </w:tc>
+        <w:tc>
+          <w:tcPr>
+            <w:tcW w:w="5670" w:type="dxa"/>
+            <w:tcMar>
+              <w:top w:w="0" w:type="dxa"/>
+              <w:left w:w="108" w:type="dxa"/>
+              <w:bottom w:w="0" w:type="dxa"/>
+              <w:right w:w="108" w:type="dxa"/>
+            </w:tcMar>
+            <w:hideMark/>
+          </w:tcPr>
+          <w:p>
+            <w:pPr>
+              <w:ind w:left="709" w:hanging="709"/>
+              <w:jc w:val="right"/>
+              <w:rPr>
+                <w:bCs/>
+                <w:iCs/>
+                <w:color w:val="000000" w:themeColor="text1"/>
+                <w:sz w:val="28"/>
+                <w:szCs w:val="28"/>
+                <w:lang w:val="uk-UA"/>
+              </w:rPr>
+            </w:pPr>
+            <w:proofErr w:type="spellStart"/>
+            <w:r>
+              <w:rPr>
+                <w:bCs/>
+                <w:iCs/>
+                <w:color w:val="000000" w:themeColor="text1"/>
+                <w:sz w:val="28"/>
+                <w:szCs w:val="28"/>
+                <w:lang w:val="uk-UA"/>
+              </w:rPr>
+              <w:t>Білозор</w:t>
+            </w:r>
+            <w:proofErr w:type="spellEnd"/>
+            <w:r>
+              <w:rPr>
+                <w:bCs/>
+                <w:iCs/>
+                <w:color w:val="000000" w:themeColor="text1"/>
+                <w:sz w:val="28"/>
+                <w:szCs w:val="28"/>
+                <w:lang w:val="uk-UA"/>
+              </w:rPr>
+              <w:t xml:space="preserve"> Дмитро Олександрович</w:t>
+            </w:r>
+          </w:p>
+          <w:p>
+            <w:pPr>
+              <w:jc w:val="right"/>
+              <w:rPr>
+                <w:bCs/>
+                <w:sz w:val="28"/>
+                <w:szCs w:val="28"/>
+                <w:lang w:eastAsia="uk-UA"/>
+              </w:rPr>
+            </w:pPr>
+          </w:p>
+        </w:tc>
+      </w:tr>
+    </w:tbl>
+    <w:p>
+      <w:pPr>
+        <w:ind w:left="709"/>
+        <w:rPr>
+          <w:sz w:val="28"/>
+          <w:szCs w:val="28"/>
+          <w:lang w:val="en-US"/>
+        </w:rPr>
+      </w:pPr>
+    </w:p>
+    <w:p>
+      <w:pPr>
+        <w:ind w:left="709"/>
+        <w:rPr>
+          <w:sz w:val="28"/>
+          <w:szCs w:val="28"/>
+          <w:lang w:val="uk-UA"/>
+        </w:rPr>
+      </w:pPr>
+    </w:p>
+    <w:p>
+      <w:pPr>
+        <w:ind w:left="709"/>
+        <w:rPr>
+          <w:sz w:val="28"/>
+          <w:szCs w:val="28"/>
+          <w:lang w:val="uk-UA"/>
+        </w:rPr>
+      </w:pPr>
+    </w:p>
+    <w:p>
+      <w:pPr>
+        <w:ind w:left="709"/>
+        <w:rPr>
+          <w:sz w:val="28"/>
+          <w:szCs w:val="28"/>
+          <w:lang w:val="uk-UA"/>
+        </w:rPr>
+      </w:pPr>
+    </w:p>
+    <w:p>
+      <w:pPr>
+        <w:ind w:left="709"/>
+        <w:rPr>
           <w:rFonts w:ascii="Times New Roman CYR" w:hAnsi="Times New Roman CYR"/>
-          <w:b/>
-          <w:sz w:val="32"/>
-          <w:szCs w:val="32"/>
-          <w:lang w:val="uk-UA"/>
-        </w:rPr>
-      </w:pPr>
-    </w:p>
-    <w:p>
-      <w:pPr>
-        <w:ind w:left="1560" w:hanging="1560"/>
+          <w:szCs w:val="28"/>
+          <w:lang w:val="uk-UA"/>
+        </w:rPr>
+      </w:pPr>
+    </w:p>
+    <w:p>
+      <w:pPr>
+        <w:ind w:left="709"/>
+        <w:rPr>
+          <w:rFonts w:ascii="Times New Roman CYR" w:hAnsi="Times New Roman CYR"/>
+          <w:szCs w:val="28"/>
+          <w:lang w:val="uk-UA"/>
+        </w:rPr>
+      </w:pPr>
+    </w:p>
+    <w:p>
+      <w:pPr>
+        <w:ind w:left="709"/>
+        <w:rPr>
+          <w:rFonts w:ascii="Times New Roman CYR" w:hAnsi="Times New Roman CYR"/>
+          <w:szCs w:val="28"/>
+          <w:lang w:val="uk-UA"/>
+        </w:rPr>
+      </w:pPr>
+    </w:p>
+    <w:p>
+      <w:pPr>
+        <w:ind w:left="709" w:hanging="709"/>
         <w:jc w:val="center"/>
         <w:rPr>
           <w:rFonts w:ascii="Times New Roman CYR" w:hAnsi="Times New Roman CYR"/>
-          <w:color w:val="000000" w:themeColor="text1"/>
-          <w:szCs w:val="28"/>
-        </w:rPr>
-      </w:pPr>
-      <w:r>
+          <w:bCs/>
+          <w:szCs w:val="28"/>
+          <w:lang w:val="uk-UA"/>
+        </w:rPr>
+      </w:pPr>
+    </w:p>
+    <w:p>
+      <w:pPr>
+        <w:ind w:left="709" w:hanging="709"/>
+        <w:jc w:val="center"/>
         <w:rPr>
           <w:rFonts w:ascii="Times New Roman CYR" w:hAnsi="Times New Roman CYR"/>
-          <w:szCs w:val="28"/>
-          <w:lang w:val="uk-UA"/>
-        </w:rPr>
-        <w:t xml:space="preserve">аспіранта 1-го курсу спеціальності </w:t>
-      </w:r>
-      <w:r>
+          <w:bCs/>
+          <w:szCs w:val="28"/>
+          <w:lang w:val="uk-UA"/>
+        </w:rPr>
+      </w:pPr>
+    </w:p>
+    <w:p>
+      <w:pPr>
+        <w:ind w:left="709" w:hanging="709"/>
+        <w:jc w:val="center"/>
         <w:rPr>
           <w:rFonts w:ascii="Times New Roman CYR" w:hAnsi="Times New Roman CYR"/>
-          <w:color w:val="000000" w:themeColor="text1"/>
-          <w:szCs w:val="28"/>
-          <w:lang w:val="en-US"/>
-        </w:rPr>
-        <w:t>F</w:t>
-      </w:r>
+          <w:bCs/>
+          <w:szCs w:val="28"/>
+          <w:lang w:val="uk-UA"/>
+        </w:rPr>
+      </w:pPr>
       <w:r>
         <w:rPr>
           <w:rFonts w:ascii="Times New Roman CYR" w:hAnsi="Times New Roman CYR"/>
-          <w:color w:val="000000" w:themeColor="text1"/>
-          <w:szCs w:val="28"/>
-        </w:rPr>
-        <w:t xml:space="preserve">5 </w:t>
-      </w:r>
-      <w:proofErr w:type="spellStart"/>
-      <w:r>
-        <w:rPr>
-          <w:rFonts w:ascii="Times New Roman CYR" w:hAnsi="Times New Roman CYR"/>
-          <w:color w:val="000000" w:themeColor="text1"/>
-          <w:szCs w:val="28"/>
-        </w:rPr>
-        <w:t>Кібербезпека</w:t>
-      </w:r>
-      <w:proofErr w:type="spellEnd"/>
-      <w:r>
-        <w:rPr>
-          <w:rFonts w:ascii="Times New Roman CYR" w:hAnsi="Times New Roman CYR"/>
-          <w:color w:val="000000" w:themeColor="text1"/>
-          <w:szCs w:val="28"/>
-        </w:rPr>
-        <w:t xml:space="preserve"> та </w:t>
-      </w:r>
-      <w:proofErr w:type="spellStart"/>
-      <w:r>
-        <w:rPr>
-          <w:rFonts w:ascii="Times New Roman CYR" w:hAnsi="Times New Roman CYR"/>
-          <w:color w:val="000000" w:themeColor="text1"/>
-          <w:szCs w:val="28"/>
-        </w:rPr>
-        <w:t>захист</w:t>
-      </w:r>
-      <w:proofErr w:type="spellEnd"/>
-      <w:r>
-        <w:rPr>
-          <w:rFonts w:ascii="Times New Roman CYR" w:hAnsi="Times New Roman CYR"/>
-          <w:color w:val="000000" w:themeColor="text1"/>
-          <w:szCs w:val="28"/>
-        </w:rPr>
-        <w:t xml:space="preserve"> </w:t>
-      </w:r>
-      <w:proofErr w:type="spellStart"/>
-      <w:r>
-        <w:rPr>
-          <w:rFonts w:ascii="Times New Roman CYR" w:hAnsi="Times New Roman CYR"/>
-          <w:color w:val="000000" w:themeColor="text1"/>
-          <w:szCs w:val="28"/>
-        </w:rPr>
-        <w:t>інформації</w:t>
-      </w:r>
-      <w:proofErr w:type="spellEnd"/>
-    </w:p>
-    <w:p>
-      <w:pPr>
-        <w:ind w:left="709"/>
+          <w:bCs/>
+          <w:szCs w:val="28"/>
+          <w:lang w:val="uk-UA"/>
+        </w:rPr>
+        <w:t>Черкаси – 2025 р.</w:t>
+      </w:r>
+    </w:p>
+    <w:p>
+      <w:pPr>
+        <w:spacing w:line="360" w:lineRule="auto"/>
         <w:jc w:val="center"/>
         <w:rPr>
           <w:rFonts w:ascii="Times New Roman CYR" w:hAnsi="Times New Roman CYR"/>
           <w:b/>
           <w:i/>
-          <w:szCs w:val="28"/>
-          <w:lang w:val="uk-UA"/>
-        </w:rPr>
-      </w:pPr>
-    </w:p>
-    <w:p>
-      <w:pPr>
-        <w:ind w:left="709" w:hanging="709"/>
-        <w:jc w:val="center"/>
+          <w:sz w:val="26"/>
+          <w:szCs w:val="28"/>
+          <w:lang w:val="en-US"/>
+        </w:rPr>
+      </w:pPr>
+      <w:r>
+        <w:rPr>
+          <w:rFonts w:ascii="Times New Roman CYR" w:hAnsi="Times New Roman CYR"/>
+          <w:sz w:val="26"/>
+          <w:szCs w:val="28"/>
+        </w:rPr>
+        <w:lastRenderedPageBreak/>
+        <w:t>Тема:</w:t>
+      </w:r>
+      <w:r>
         <w:rPr>
           <w:rFonts w:ascii="Times New Roman CYR" w:hAnsi="Times New Roman CYR"/>
           <w:b/>
-          <w:iCs/>
-          <w:color w:val="000000" w:themeColor="text1"/>
-          <w:szCs w:val="28"/>
-          <w:lang w:val="uk-UA"/>
-        </w:rPr>
-      </w:pPr>
+          <w:sz w:val="26"/>
+          <w:szCs w:val="28"/>
+        </w:rPr>
+        <w:t xml:space="preserve"> </w:t>
+      </w:r>
       <w:r>
         <w:rPr>
           <w:rFonts w:ascii="Times New Roman CYR" w:hAnsi="Times New Roman CYR"/>
           <w:b/>
-          <w:iCs/>
-          <w:color w:val="000000" w:themeColor="text1"/>
-          <w:szCs w:val="28"/>
-          <w:lang w:val="uk-UA"/>
-        </w:rPr>
-        <w:t>Білозора Дмитра Олександровича</w:t>
-      </w:r>
-    </w:p>
-    <w:p>
-      <w:pPr>
-        <w:ind w:left="709" w:right="520"/>
-        <w:jc w:val="right"/>
-        <w:rPr>
-          <w:rFonts w:ascii="Times New Roman CYR" w:hAnsi="Times New Roman CYR"/>
-          <w:szCs w:val="28"/>
-          <w:lang w:val="uk-UA"/>
-        </w:rPr>
-      </w:pPr>
-      <w:r>
-        <w:rPr>
-          <w:rFonts w:ascii="Times New Roman CYR" w:hAnsi="Times New Roman CYR"/>
-          <w:szCs w:val="28"/>
-          <w:lang w:val="uk-UA"/>
-        </w:rPr>
-        <w:t>________________</w:t>
-      </w:r>
-    </w:p>
-    <w:p>
-      <w:pPr>
-        <w:ind w:left="1408" w:right="378" w:firstLine="5822"/>
-        <w:rPr>
-          <w:rFonts w:ascii="Times New Roman CYR" w:hAnsi="Times New Roman CYR"/>
-          <w:sz w:val="20"/>
-          <w:lang w:val="uk-UA"/>
-        </w:rPr>
-      </w:pPr>
-      <w:r>
-        <w:rPr>
-          <w:rFonts w:ascii="Times New Roman CYR" w:hAnsi="Times New Roman CYR"/>
-          <w:sz w:val="20"/>
-          <w:lang w:val="uk-UA"/>
-        </w:rPr>
-        <w:t>(Підпис аспіранта)</w:t>
-      </w:r>
-    </w:p>
-    <w:p>
-      <w:pPr>
-        <w:ind w:left="709"/>
-        <w:rPr>
-          <w:rFonts w:ascii="Times New Roman CYR" w:hAnsi="Times New Roman CYR"/>
-          <w:szCs w:val="28"/>
-          <w:lang w:val="uk-UA"/>
-        </w:rPr>
-      </w:pPr>
-    </w:p>
-    <w:p>
-      <w:pPr>
-        <w:ind w:left="709"/>
-        <w:rPr>
-          <w:rFonts w:ascii="Times New Roman CYR" w:hAnsi="Times New Roman CYR"/>
-          <w:szCs w:val="28"/>
-          <w:lang w:val="uk-UA"/>
-        </w:rPr>
-      </w:pPr>
-    </w:p>
-    <w:p>
-      <w:pPr>
-        <w:ind w:left="709"/>
-        <w:rPr>
-          <w:rFonts w:ascii="Times New Roman CYR" w:hAnsi="Times New Roman CYR"/>
-          <w:szCs w:val="28"/>
-          <w:lang w:val="uk-UA"/>
-        </w:rPr>
-      </w:pPr>
-    </w:p>
-    <w:p>
-      <w:pPr>
-        <w:ind w:left="709"/>
-        <w:rPr>
-          <w:rFonts w:ascii="Times New Roman CYR" w:hAnsi="Times New Roman CYR"/>
-          <w:szCs w:val="28"/>
-          <w:lang w:val="uk-UA"/>
-        </w:rPr>
-      </w:pPr>
-      <w:r>
-        <w:rPr>
-          <w:rFonts w:ascii="Times New Roman CYR" w:hAnsi="Times New Roman CYR"/>
-          <w:szCs w:val="28"/>
-          <w:lang w:val="uk-UA"/>
-        </w:rPr>
-        <w:t>Оцінка __________________</w:t>
-      </w:r>
-    </w:p>
-    <w:p>
-      <w:pPr>
-        <w:ind w:left="709"/>
-        <w:jc w:val="right"/>
-        <w:rPr>
-          <w:rFonts w:ascii="Times New Roman CYR" w:hAnsi="Times New Roman CYR"/>
-          <w:szCs w:val="28"/>
-          <w:lang w:val="uk-UA"/>
-        </w:rPr>
-      </w:pPr>
-    </w:p>
-    <w:p>
-      <w:pPr>
-        <w:ind w:left="709"/>
-        <w:rPr>
-          <w:rFonts w:ascii="Times New Roman CYR" w:hAnsi="Times New Roman CYR"/>
-          <w:szCs w:val="28"/>
-          <w:lang w:val="uk-UA"/>
-        </w:rPr>
-      </w:pPr>
-      <w:r>
-        <w:rPr>
-          <w:rFonts w:ascii="Times New Roman CYR" w:hAnsi="Times New Roman CYR"/>
-          <w:szCs w:val="28"/>
-          <w:lang w:val="uk-UA"/>
-        </w:rPr>
-        <w:t>Перевірено ______________</w:t>
-      </w:r>
-    </w:p>
-    <w:p>
-      <w:pPr>
-        <w:ind w:left="709" w:firstLine="1843"/>
-        <w:rPr>
-          <w:rFonts w:ascii="Times New Roman CYR" w:hAnsi="Times New Roman CYR"/>
-          <w:szCs w:val="28"/>
-          <w:lang w:val="uk-UA"/>
-        </w:rPr>
-      </w:pPr>
-      <w:r>
-        <w:rPr>
-          <w:rFonts w:ascii="Times New Roman CYR" w:hAnsi="Times New Roman CYR"/>
-          <w:sz w:val="20"/>
-          <w:lang w:val="uk-UA"/>
-        </w:rPr>
-        <w:t>(Дата)</w:t>
-      </w:r>
-    </w:p>
-    <w:p>
-      <w:pPr>
-        <w:ind w:left="709"/>
-        <w:rPr>
-          <w:rFonts w:ascii="Times New Roman CYR" w:hAnsi="Times New Roman CYR"/>
-          <w:szCs w:val="28"/>
-          <w:lang w:val="uk-UA"/>
-        </w:rPr>
-      </w:pPr>
-      <w:r>
-        <w:rPr>
-          <w:rFonts w:ascii="Times New Roman CYR" w:hAnsi="Times New Roman CYR"/>
-          <w:szCs w:val="28"/>
-          <w:lang w:val="uk-UA"/>
-        </w:rPr>
-        <w:t>Викладач ________________ /________________/</w:t>
-      </w:r>
-    </w:p>
-    <w:p>
-      <w:pPr>
-        <w:ind w:left="1417" w:firstLine="707"/>
-        <w:rPr>
-          <w:rFonts w:ascii="Times New Roman CYR" w:hAnsi="Times New Roman CYR"/>
-          <w:szCs w:val="28"/>
-          <w:lang w:val="uk-UA"/>
-        </w:rPr>
-      </w:pPr>
-      <w:r>
-        <w:rPr>
-          <w:rFonts w:ascii="Times New Roman CYR" w:hAnsi="Times New Roman CYR"/>
-          <w:sz w:val="20"/>
-          <w:lang w:val="uk-UA"/>
-        </w:rPr>
-        <w:t xml:space="preserve">     (Підпис)</w:t>
-      </w:r>
-      <w:r>
-        <w:rPr>
-          <w:rFonts w:ascii="Times New Roman CYR" w:hAnsi="Times New Roman CYR"/>
-          <w:sz w:val="20"/>
-          <w:lang w:val="uk-UA"/>
-        </w:rPr>
-        <w:tab/>
-        <w:t xml:space="preserve">     (Прізвище та ініціали)</w:t>
-      </w:r>
-    </w:p>
-    <w:p>
-      <w:pPr>
-        <w:ind w:left="709"/>
-        <w:rPr>
-          <w:rFonts w:ascii="Times New Roman CYR" w:hAnsi="Times New Roman CYR"/>
-          <w:szCs w:val="28"/>
-          <w:lang w:val="uk-UA"/>
-        </w:rPr>
-      </w:pPr>
-    </w:p>
-    <w:p>
-      <w:pPr>
-        <w:rPr>
-          <w:rFonts w:ascii="Times New Roman CYR" w:hAnsi="Times New Roman CYR"/>
-          <w:szCs w:val="28"/>
-          <w:lang w:val="uk-UA"/>
-        </w:rPr>
-      </w:pPr>
-    </w:p>
-    <w:p>
-      <w:pPr>
-        <w:ind w:left="709"/>
-        <w:rPr>
-          <w:rFonts w:ascii="Times New Roman CYR" w:hAnsi="Times New Roman CYR"/>
-          <w:szCs w:val="28"/>
-          <w:lang w:val="uk-UA"/>
-        </w:rPr>
-      </w:pPr>
-    </w:p>
-    <w:p>
-      <w:pPr>
-        <w:ind w:left="709"/>
-        <w:rPr>
-          <w:rFonts w:ascii="Times New Roman CYR" w:hAnsi="Times New Roman CYR"/>
-          <w:szCs w:val="28"/>
-          <w:lang w:val="uk-UA"/>
-        </w:rPr>
-      </w:pPr>
-    </w:p>
-    <w:p>
-      <w:pPr>
-        <w:ind w:left="709" w:hanging="709"/>
-        <w:jc w:val="center"/>
+          <w:sz w:val="26"/>
+          <w:szCs w:val="28"/>
+          <w:lang w:val="uk-UA"/>
+        </w:rPr>
+        <w:t>«</w:t>
+      </w:r>
+      <w:proofErr w:type="spellStart"/>
+      <w:r>
+        <w:rPr>
+          <w:b/>
+          <w:sz w:val="28"/>
+          <w:szCs w:val="28"/>
+        </w:rPr>
+        <w:t>Нейромережа</w:t>
+      </w:r>
+      <w:proofErr w:type="spellEnd"/>
+      <w:r>
+        <w:rPr>
+          <w:b/>
+          <w:sz w:val="28"/>
+          <w:szCs w:val="28"/>
+        </w:rPr>
+        <w:t xml:space="preserve"> Seq2seq на </w:t>
+      </w:r>
+      <w:proofErr w:type="spellStart"/>
+      <w:r>
+        <w:rPr>
+          <w:b/>
+          <w:sz w:val="28"/>
+          <w:szCs w:val="28"/>
+        </w:rPr>
+        <w:t>основі</w:t>
+      </w:r>
+      <w:proofErr w:type="spellEnd"/>
+      <w:r>
+        <w:rPr>
+          <w:b/>
+          <w:sz w:val="28"/>
+          <w:szCs w:val="28"/>
+        </w:rPr>
+        <w:t xml:space="preserve"> SRN для </w:t>
+      </w:r>
+      <w:proofErr w:type="spellStart"/>
+      <w:r>
+        <w:rPr>
+          <w:b/>
+          <w:sz w:val="28"/>
+          <w:szCs w:val="28"/>
+        </w:rPr>
+        <w:t>шифрування</w:t>
+      </w:r>
+      <w:proofErr w:type="spellEnd"/>
+      <w:r>
+        <w:rPr>
+          <w:b/>
+          <w:sz w:val="28"/>
+          <w:szCs w:val="28"/>
+        </w:rPr>
+        <w:t xml:space="preserve"> </w:t>
+      </w:r>
+      <w:proofErr w:type="spellStart"/>
+      <w:r>
+        <w:rPr>
+          <w:b/>
+          <w:sz w:val="28"/>
+          <w:szCs w:val="28"/>
+        </w:rPr>
+        <w:t>інформації</w:t>
+      </w:r>
+      <w:proofErr w:type="spellEnd"/>
+      <w:r>
         <w:rPr>
           <w:rFonts w:ascii="Times New Roman CYR" w:hAnsi="Times New Roman CYR"/>
           <w:b/>
-          <w:szCs w:val="28"/>
-          <w:lang w:val="uk-UA"/>
-        </w:rPr>
-      </w:pPr>
-      <w:r>
-        <w:rPr>
-          <w:rFonts w:ascii="Times New Roman CYR" w:hAnsi="Times New Roman CYR"/>
+          <w:sz w:val="26"/>
+          <w:szCs w:val="28"/>
+          <w:lang w:val="uk-UA"/>
+        </w:rPr>
+        <w:t>»</w:t>
+      </w:r>
+    </w:p>
+    <w:p>
+      <w:pPr>
+        <w:spacing w:line="360" w:lineRule="auto"/>
+        <w:jc w:val="both"/>
+        <w:rPr>
           <w:b/>
-          <w:szCs w:val="28"/>
-          <w:lang w:val="uk-UA"/>
-        </w:rPr>
-        <w:t>Черкаси – 20</w:t>
-      </w:r>
-      <w:r>
-        <w:rPr>
-          <w:rFonts w:ascii="Times New Roman CYR" w:hAnsi="Times New Roman CYR"/>
+          <w:bCs/>
+          <w:i/>
+          <w:sz w:val="28"/>
+          <w:szCs w:val="28"/>
+          <w:lang w:val="uk-UA"/>
+        </w:rPr>
+      </w:pPr>
+    </w:p>
+    <w:p>
+      <w:pPr>
+        <w:spacing w:line="360" w:lineRule="auto"/>
+        <w:jc w:val="both"/>
+        <w:rPr>
+          <w:sz w:val="28"/>
+          <w:szCs w:val="28"/>
+        </w:rPr>
+      </w:pPr>
+      <w:r>
+        <w:rPr>
           <w:b/>
-          <w:szCs w:val="28"/>
-        </w:rPr>
-        <w:t>2</w:t>
-      </w:r>
-      <w:r>
-        <w:rPr>
-          <w:rFonts w:ascii="Times New Roman CYR" w:hAnsi="Times New Roman CYR"/>
+          <w:bCs/>
+          <w:i/>
+          <w:sz w:val="28"/>
+          <w:szCs w:val="28"/>
+        </w:rPr>
+        <w:t xml:space="preserve">Мета </w:t>
+      </w:r>
+      <w:proofErr w:type="spellStart"/>
+      <w:r>
+        <w:rPr>
           <w:b/>
-          <w:szCs w:val="28"/>
-          <w:lang w:val="uk-UA"/>
-        </w:rPr>
-        <w:t>5 р.</w:t>
-      </w:r>
-    </w:p>
-    <w:p>
-      <w:pPr>
-        <w:spacing w:after="160" w:line="278" w:lineRule="auto"/>
-        <w:rPr>
-          <w:rFonts w:ascii="Times New Roman CYR" w:hAnsi="Times New Roman CYR"/>
+          <w:bCs/>
+          <w:i/>
+          <w:sz w:val="28"/>
+          <w:szCs w:val="28"/>
+        </w:rPr>
+        <w:t>роботи</w:t>
+      </w:r>
+      <w:proofErr w:type="spellEnd"/>
+      <w:r>
+        <w:rPr>
+          <w:sz w:val="28"/>
+          <w:szCs w:val="28"/>
+        </w:rPr>
+        <w:t>:</w:t>
+      </w:r>
+      <w:r>
+        <w:rPr>
+          <w:sz w:val="28"/>
+          <w:szCs w:val="28"/>
+          <w:lang w:val="uk-UA"/>
+        </w:rPr>
+        <w:t xml:space="preserve"> </w:t>
+      </w:r>
+      <w:proofErr w:type="spellStart"/>
+      <w:r>
+        <w:rPr>
+          <w:sz w:val="28"/>
+          <w:szCs w:val="28"/>
+          <w:shd w:val="clear" w:color="auto" w:fill="FFFFFF"/>
+        </w:rPr>
+        <w:t>Дослідити</w:t>
+      </w:r>
+      <w:proofErr w:type="spellEnd"/>
+      <w:r>
+        <w:rPr>
+          <w:sz w:val="28"/>
+          <w:szCs w:val="28"/>
+          <w:shd w:val="clear" w:color="auto" w:fill="FFFFFF"/>
+        </w:rPr>
+        <w:t xml:space="preserve"> та </w:t>
+      </w:r>
+      <w:proofErr w:type="spellStart"/>
+      <w:r>
+        <w:rPr>
+          <w:sz w:val="28"/>
+          <w:szCs w:val="28"/>
+          <w:shd w:val="clear" w:color="auto" w:fill="FFFFFF"/>
+        </w:rPr>
+        <w:t>реалізувати</w:t>
+      </w:r>
+      <w:proofErr w:type="spellEnd"/>
+      <w:r>
+        <w:rPr>
+          <w:sz w:val="28"/>
+          <w:szCs w:val="28"/>
+          <w:shd w:val="clear" w:color="auto" w:fill="FFFFFF"/>
+        </w:rPr>
+        <w:t xml:space="preserve"> </w:t>
+      </w:r>
+      <w:proofErr w:type="spellStart"/>
+      <w:r>
+        <w:rPr>
+          <w:sz w:val="28"/>
+          <w:szCs w:val="28"/>
+          <w:shd w:val="clear" w:color="auto" w:fill="FFFFFF"/>
+        </w:rPr>
+        <w:t>архітектуру</w:t>
+      </w:r>
+      <w:proofErr w:type="spellEnd"/>
+      <w:r>
+        <w:rPr>
+          <w:sz w:val="28"/>
+          <w:szCs w:val="28"/>
+          <w:shd w:val="clear" w:color="auto" w:fill="FFFFFF"/>
+        </w:rPr>
+        <w:t xml:space="preserve"> </w:t>
+      </w:r>
+      <w:proofErr w:type="spellStart"/>
+      <w:r>
+        <w:rPr>
+          <w:sz w:val="28"/>
+          <w:szCs w:val="28"/>
+          <w:shd w:val="clear" w:color="auto" w:fill="FFFFFF"/>
+        </w:rPr>
+        <w:t>нейромережі</w:t>
+      </w:r>
+      <w:proofErr w:type="spellEnd"/>
+      <w:r>
+        <w:rPr>
+          <w:sz w:val="28"/>
+          <w:szCs w:val="28"/>
+          <w:shd w:val="clear" w:color="auto" w:fill="FFFFFF"/>
+        </w:rPr>
+        <w:t xml:space="preserve"> </w:t>
+      </w:r>
+      <w:proofErr w:type="spellStart"/>
+      <w:r>
+        <w:rPr>
+          <w:sz w:val="28"/>
+          <w:szCs w:val="28"/>
+          <w:shd w:val="clear" w:color="auto" w:fill="FFFFFF"/>
+        </w:rPr>
+        <w:t>Sequence-to-Sequence</w:t>
+      </w:r>
+      <w:proofErr w:type="spellEnd"/>
+      <w:r>
+        <w:rPr>
+          <w:sz w:val="28"/>
+          <w:szCs w:val="28"/>
+          <w:shd w:val="clear" w:color="auto" w:fill="FFFFFF"/>
+        </w:rPr>
+        <w:t xml:space="preserve"> (Seq2seq) на </w:t>
+      </w:r>
+      <w:proofErr w:type="spellStart"/>
+      <w:r>
+        <w:rPr>
+          <w:sz w:val="28"/>
+          <w:szCs w:val="28"/>
+          <w:shd w:val="clear" w:color="auto" w:fill="FFFFFF"/>
+        </w:rPr>
+        <w:t>основі</w:t>
+      </w:r>
+      <w:proofErr w:type="spellEnd"/>
+      <w:r>
+        <w:rPr>
+          <w:sz w:val="28"/>
+          <w:szCs w:val="28"/>
+          <w:shd w:val="clear" w:color="auto" w:fill="FFFFFF"/>
+        </w:rPr>
+        <w:t xml:space="preserve"> </w:t>
+      </w:r>
+      <w:proofErr w:type="spellStart"/>
+      <w:r>
+        <w:rPr>
+          <w:sz w:val="28"/>
+          <w:szCs w:val="28"/>
+          <w:shd w:val="clear" w:color="auto" w:fill="FFFFFF"/>
+        </w:rPr>
+        <w:t>рекурентних</w:t>
+      </w:r>
+      <w:proofErr w:type="spellEnd"/>
+      <w:r>
+        <w:rPr>
+          <w:sz w:val="28"/>
+          <w:szCs w:val="28"/>
+          <w:shd w:val="clear" w:color="auto" w:fill="FFFFFF"/>
+        </w:rPr>
+        <w:t xml:space="preserve"> </w:t>
+      </w:r>
+      <w:proofErr w:type="spellStart"/>
+      <w:r>
+        <w:rPr>
+          <w:sz w:val="28"/>
+          <w:szCs w:val="28"/>
+          <w:shd w:val="clear" w:color="auto" w:fill="FFFFFF"/>
+        </w:rPr>
+        <w:t>шарів</w:t>
+      </w:r>
+      <w:proofErr w:type="spellEnd"/>
+      <w:r>
+        <w:rPr>
+          <w:sz w:val="28"/>
+          <w:szCs w:val="28"/>
+          <w:shd w:val="clear" w:color="auto" w:fill="FFFFFF"/>
+        </w:rPr>
+        <w:t xml:space="preserve"> SRN (</w:t>
+      </w:r>
+      <w:proofErr w:type="spellStart"/>
+      <w:r>
+        <w:rPr>
+          <w:sz w:val="28"/>
+          <w:szCs w:val="28"/>
+          <w:shd w:val="clear" w:color="auto" w:fill="FFFFFF"/>
+        </w:rPr>
+        <w:t>SimpleRNN</w:t>
+      </w:r>
+      <w:proofErr w:type="spellEnd"/>
+      <w:r>
+        <w:rPr>
+          <w:sz w:val="28"/>
+          <w:szCs w:val="28"/>
+          <w:shd w:val="clear" w:color="auto" w:fill="FFFFFF"/>
+        </w:rPr>
+        <w:t xml:space="preserve">) для </w:t>
+      </w:r>
+      <w:proofErr w:type="spellStart"/>
+      <w:r>
+        <w:rPr>
+          <w:sz w:val="28"/>
+          <w:szCs w:val="28"/>
+          <w:shd w:val="clear" w:color="auto" w:fill="FFFFFF"/>
+        </w:rPr>
+        <w:t>вирішення</w:t>
+      </w:r>
+      <w:proofErr w:type="spellEnd"/>
+      <w:r>
+        <w:rPr>
+          <w:sz w:val="28"/>
+          <w:szCs w:val="28"/>
+          <w:shd w:val="clear" w:color="auto" w:fill="FFFFFF"/>
+        </w:rPr>
+        <w:t xml:space="preserve"> </w:t>
+      </w:r>
+      <w:proofErr w:type="spellStart"/>
+      <w:r>
+        <w:rPr>
+          <w:sz w:val="28"/>
+          <w:szCs w:val="28"/>
+          <w:shd w:val="clear" w:color="auto" w:fill="FFFFFF"/>
+        </w:rPr>
+        <w:t>задачі</w:t>
+      </w:r>
+      <w:proofErr w:type="spellEnd"/>
+      <w:r>
+        <w:rPr>
+          <w:sz w:val="28"/>
+          <w:szCs w:val="28"/>
+          <w:shd w:val="clear" w:color="auto" w:fill="FFFFFF"/>
+        </w:rPr>
+        <w:t xml:space="preserve"> машинного перекладу (</w:t>
+      </w:r>
+      <w:proofErr w:type="spellStart"/>
+      <w:r>
+        <w:rPr>
+          <w:sz w:val="28"/>
+          <w:szCs w:val="28"/>
+          <w:shd w:val="clear" w:color="auto" w:fill="FFFFFF"/>
+        </w:rPr>
+        <w:t>шифрування</w:t>
+      </w:r>
+      <w:proofErr w:type="spellEnd"/>
+      <w:r>
+        <w:rPr>
+          <w:sz w:val="28"/>
+          <w:szCs w:val="28"/>
+          <w:shd w:val="clear" w:color="auto" w:fill="FFFFFF"/>
+        </w:rPr>
+        <w:t xml:space="preserve"> </w:t>
+      </w:r>
+      <w:proofErr w:type="spellStart"/>
+      <w:r>
+        <w:rPr>
+          <w:sz w:val="28"/>
+          <w:szCs w:val="28"/>
+          <w:shd w:val="clear" w:color="auto" w:fill="FFFFFF"/>
+        </w:rPr>
+        <w:t>інформації</w:t>
+      </w:r>
+      <w:proofErr w:type="spellEnd"/>
+      <w:r>
+        <w:rPr>
+          <w:sz w:val="28"/>
+          <w:szCs w:val="28"/>
+          <w:shd w:val="clear" w:color="auto" w:fill="FFFFFF"/>
+        </w:rPr>
+        <w:t>).</w:t>
+      </w:r>
+    </w:p>
+    <w:p>
+      <w:pPr>
+        <w:spacing w:line="360" w:lineRule="auto"/>
+        <w:rPr>
           <w:b/>
-          <w:szCs w:val="28"/>
-          <w:lang w:val="en-US"/>
+          <w:bCs/>
+          <w:i/>
+          <w:sz w:val="28"/>
+          <w:szCs w:val="28"/>
+          <w:lang w:val="uk-UA"/>
         </w:rPr>
       </w:pPr>
     </w:p>
@@ -1074,464 +1375,87 @@
         <w:spacing w:line="360" w:lineRule="auto"/>
         <w:jc w:val="center"/>
         <w:rPr>
-          <w:rFonts w:ascii="Times New Roman CYR" w:hAnsi="Times New Roman CYR"/>
+          <w:sz w:val="28"/>
+          <w:szCs w:val="28"/>
+        </w:rPr>
+      </w:pPr>
+      <w:proofErr w:type="spellStart"/>
+      <w:r>
+        <w:rPr>
           <w:b/>
-        </w:rPr>
-      </w:pPr>
-      <w:r>
-        <w:rPr>
-          <w:rFonts w:ascii="Times New Roman CYR" w:hAnsi="Times New Roman CYR"/>
+          <w:bCs/>
+          <w:i/>
+          <w:sz w:val="28"/>
+          <w:szCs w:val="28"/>
+        </w:rPr>
+        <w:t>Завдання</w:t>
+      </w:r>
+      <w:proofErr w:type="spellEnd"/>
+      <w:r>
+        <w:rPr>
           <w:b/>
-        </w:rPr>
-        <w:lastRenderedPageBreak/>
-        <w:t>З В І Т</w:t>
-      </w:r>
-    </w:p>
-    <w:p>
-      <w:pPr>
-        <w:spacing w:line="360" w:lineRule="auto"/>
-        <w:ind w:left="1560" w:hanging="1560"/>
-        <w:jc w:val="center"/>
-        <w:rPr>
-          <w:rFonts w:ascii="Times New Roman CYR" w:hAnsi="Times New Roman CYR"/>
-          <w:lang w:val="uk-UA"/>
-        </w:rPr>
-      </w:pPr>
-      <w:r>
-        <w:rPr>
-          <w:rFonts w:ascii="Times New Roman CYR" w:hAnsi="Times New Roman CYR"/>
-        </w:rPr>
-        <w:t xml:space="preserve">про </w:t>
+          <w:bCs/>
+          <w:i/>
+          <w:sz w:val="28"/>
+          <w:szCs w:val="28"/>
+        </w:rPr>
+        <w:t xml:space="preserve"> для </w:t>
       </w:r>
       <w:proofErr w:type="spellStart"/>
       <w:r>
         <w:rPr>
-          <w:rFonts w:ascii="Times New Roman CYR" w:hAnsi="Times New Roman CYR"/>
+          <w:b/>
+          <w:bCs/>
+          <w:i/>
+          <w:sz w:val="28"/>
+          <w:szCs w:val="28"/>
         </w:rPr>
         <w:t>виконання</w:t>
       </w:r>
       <w:proofErr w:type="spellEnd"/>
       <w:r>
         <w:rPr>
-          <w:rFonts w:ascii="Times New Roman CYR" w:hAnsi="Times New Roman CYR"/>
-        </w:rPr>
-        <w:t xml:space="preserve"> </w:t>
-      </w:r>
-      <w:proofErr w:type="spellStart"/>
-      <w:r>
-        <w:rPr>
-          <w:rFonts w:ascii="Times New Roman CYR" w:hAnsi="Times New Roman CYR"/>
-        </w:rPr>
-        <w:t>завдан</w:t>
-      </w:r>
-      <w:proofErr w:type="spellEnd"/>
-      <w:r>
-        <w:rPr>
-          <w:rFonts w:ascii="Times New Roman CYR" w:hAnsi="Times New Roman CYR"/>
-          <w:lang w:val="uk-UA"/>
-        </w:rPr>
-        <w:t>ь</w:t>
-      </w:r>
-      <w:r>
-        <w:rPr>
-          <w:rFonts w:ascii="Times New Roman CYR" w:hAnsi="Times New Roman CYR"/>
-        </w:rPr>
-        <w:t xml:space="preserve"> </w:t>
-      </w:r>
-      <w:r>
-        <w:rPr>
-          <w:rFonts w:ascii="Times New Roman CYR" w:hAnsi="Times New Roman CYR"/>
-          <w:lang w:val="uk-UA"/>
-        </w:rPr>
-        <w:t xml:space="preserve">до лабораторної роботи </w:t>
-      </w:r>
-      <w:r>
-        <w:rPr>
-          <w:rFonts w:ascii="Times New Roman CYR" w:hAnsi="Times New Roman CYR"/>
-        </w:rPr>
-        <w:t xml:space="preserve">№ </w:t>
-      </w:r>
-      <w:r>
-        <w:rPr>
-          <w:rFonts w:ascii="Times New Roman CYR" w:hAnsi="Times New Roman CYR"/>
-          <w:lang w:val="uk-UA"/>
-        </w:rPr>
-        <w:t>3</w:t>
-      </w:r>
-    </w:p>
-    <w:p>
-      <w:pPr>
-        <w:spacing w:line="360" w:lineRule="auto"/>
-        <w:jc w:val="center"/>
-        <w:rPr>
-          <w:rFonts w:ascii="Times New Roman CYR" w:hAnsi="Times New Roman CYR"/>
-          <w:b/>
-          <w:i/>
-          <w:lang w:val="en-US"/>
-        </w:rPr>
-      </w:pPr>
-      <w:r>
-        <w:rPr>
-          <w:rFonts w:ascii="Times New Roman CYR" w:hAnsi="Times New Roman CYR"/>
-        </w:rPr>
-        <w:t>Тема:</w:t>
-      </w:r>
-      <w:r>
-        <w:rPr>
-          <w:rFonts w:ascii="Times New Roman CYR" w:hAnsi="Times New Roman CYR"/>
-          <w:b/>
-        </w:rPr>
-        <w:t xml:space="preserve"> </w:t>
-      </w:r>
-      <w:r>
-        <w:rPr>
-          <w:rFonts w:ascii="Times New Roman CYR" w:hAnsi="Times New Roman CYR"/>
-          <w:b/>
-          <w:lang w:val="uk-UA"/>
-        </w:rPr>
-        <w:t>«</w:t>
-      </w:r>
-      <w:proofErr w:type="spellStart"/>
-      <w:r>
-        <w:rPr>
-          <w:b/>
-        </w:rPr>
-        <w:t>Нейромережа</w:t>
-      </w:r>
-      <w:proofErr w:type="spellEnd"/>
-      <w:r>
-        <w:rPr>
-          <w:b/>
-        </w:rPr>
-        <w:t xml:space="preserve"> Seq2seq на </w:t>
-      </w:r>
-      <w:proofErr w:type="spellStart"/>
-      <w:r>
-        <w:rPr>
-          <w:b/>
-        </w:rPr>
-        <w:t>основі</w:t>
-      </w:r>
-      <w:proofErr w:type="spellEnd"/>
-      <w:r>
-        <w:rPr>
-          <w:b/>
-        </w:rPr>
-        <w:t xml:space="preserve"> SRN для </w:t>
-      </w:r>
-      <w:proofErr w:type="spellStart"/>
-      <w:r>
-        <w:rPr>
-          <w:b/>
-        </w:rPr>
-        <w:t>шифрування</w:t>
-      </w:r>
-      <w:proofErr w:type="spellEnd"/>
-      <w:r>
-        <w:rPr>
-          <w:b/>
-        </w:rPr>
-        <w:t xml:space="preserve"> </w:t>
-      </w:r>
-      <w:proofErr w:type="spellStart"/>
-      <w:r>
-        <w:rPr>
-          <w:b/>
-        </w:rPr>
-        <w:t>інформації</w:t>
-      </w:r>
-      <w:proofErr w:type="spellEnd"/>
-      <w:r>
-        <w:rPr>
-          <w:rFonts w:ascii="Times New Roman CYR" w:hAnsi="Times New Roman CYR"/>
-          <w:b/>
-          <w:lang w:val="uk-UA"/>
-        </w:rPr>
-        <w:t>»</w:t>
-      </w:r>
-    </w:p>
-    <w:p>
-      <w:pPr>
+          <w:sz w:val="28"/>
+          <w:szCs w:val="28"/>
+        </w:rPr>
+        <w:t>:</w:t>
+      </w:r>
+    </w:p>
+    <w:p>
+      <w:pPr>
+        <w:pStyle w:val="NormalWeb"/>
         <w:numPr>
           <w:ilvl w:val="0"/>
-          <w:numId w:val="1"/>
-        </w:numPr>
-        <w:spacing w:line="360" w:lineRule="auto"/>
-        <w:ind w:left="360" w:firstLine="349"/>
-        <w:jc w:val="both"/>
-      </w:pPr>
-      <w:r>
-        <w:rPr>
-          <w:b/>
-          <w:bCs/>
-          <w:i/>
-        </w:rPr>
-        <w:t xml:space="preserve">Мета </w:t>
-      </w:r>
-      <w:proofErr w:type="spellStart"/>
-      <w:r>
-        <w:rPr>
-          <w:b/>
-          <w:bCs/>
-          <w:i/>
-        </w:rPr>
-        <w:t>роботи</w:t>
-      </w:r>
-      <w:proofErr w:type="spellEnd"/>
-      <w:r>
-        <w:t>:</w:t>
-      </w:r>
-      <w:r>
-        <w:rPr>
-          <w:lang w:val="uk-UA"/>
-        </w:rPr>
-        <w:t xml:space="preserve"> </w:t>
-      </w:r>
-      <w:proofErr w:type="spellStart"/>
-      <w:r>
-        <w:rPr>
-          <w:shd w:val="clear" w:color="auto" w:fill="FFFFFF"/>
-        </w:rPr>
-        <w:t>Дослідити</w:t>
-      </w:r>
-      <w:proofErr w:type="spellEnd"/>
-      <w:r>
-        <w:rPr>
-          <w:shd w:val="clear" w:color="auto" w:fill="FFFFFF"/>
-        </w:rPr>
-        <w:t xml:space="preserve"> та </w:t>
-      </w:r>
-      <w:proofErr w:type="spellStart"/>
-      <w:r>
-        <w:rPr>
-          <w:shd w:val="clear" w:color="auto" w:fill="FFFFFF"/>
-        </w:rPr>
-        <w:t>реалізувати</w:t>
-      </w:r>
-      <w:proofErr w:type="spellEnd"/>
-      <w:r>
-        <w:rPr>
-          <w:shd w:val="clear" w:color="auto" w:fill="FFFFFF"/>
-        </w:rPr>
-        <w:t xml:space="preserve"> </w:t>
-      </w:r>
-      <w:proofErr w:type="spellStart"/>
-      <w:r>
-        <w:rPr>
-          <w:shd w:val="clear" w:color="auto" w:fill="FFFFFF"/>
-        </w:rPr>
-        <w:t>архітектуру</w:t>
-      </w:r>
-      <w:proofErr w:type="spellEnd"/>
-      <w:r>
-        <w:rPr>
-          <w:shd w:val="clear" w:color="auto" w:fill="FFFFFF"/>
-        </w:rPr>
-        <w:t xml:space="preserve"> </w:t>
-      </w:r>
-      <w:proofErr w:type="spellStart"/>
-      <w:r>
-        <w:rPr>
-          <w:shd w:val="clear" w:color="auto" w:fill="FFFFFF"/>
-        </w:rPr>
-        <w:t>нейромережі</w:t>
-      </w:r>
-      <w:proofErr w:type="spellEnd"/>
-      <w:r>
-        <w:rPr>
-          <w:shd w:val="clear" w:color="auto" w:fill="FFFFFF"/>
-        </w:rPr>
-        <w:t xml:space="preserve"> </w:t>
-      </w:r>
-      <w:proofErr w:type="spellStart"/>
-      <w:r>
-        <w:rPr>
-          <w:shd w:val="clear" w:color="auto" w:fill="FFFFFF"/>
-        </w:rPr>
-        <w:t>Sequence-to-Sequence</w:t>
-      </w:r>
-      <w:proofErr w:type="spellEnd"/>
-      <w:r>
-        <w:rPr>
-          <w:shd w:val="clear" w:color="auto" w:fill="FFFFFF"/>
-        </w:rPr>
-        <w:t xml:space="preserve"> (Seq2seq) на </w:t>
-      </w:r>
-      <w:proofErr w:type="spellStart"/>
-      <w:r>
-        <w:rPr>
-          <w:shd w:val="clear" w:color="auto" w:fill="FFFFFF"/>
-        </w:rPr>
-        <w:t>основі</w:t>
-      </w:r>
-      <w:proofErr w:type="spellEnd"/>
-      <w:r>
-        <w:rPr>
-          <w:shd w:val="clear" w:color="auto" w:fill="FFFFFF"/>
-        </w:rPr>
-        <w:t xml:space="preserve"> </w:t>
-      </w:r>
-      <w:proofErr w:type="spellStart"/>
-      <w:r>
-        <w:rPr>
-          <w:shd w:val="clear" w:color="auto" w:fill="FFFFFF"/>
-        </w:rPr>
-        <w:t>рекурентних</w:t>
-      </w:r>
-      <w:proofErr w:type="spellEnd"/>
-      <w:r>
-        <w:rPr>
-          <w:shd w:val="clear" w:color="auto" w:fill="FFFFFF"/>
-        </w:rPr>
-        <w:t xml:space="preserve"> </w:t>
-      </w:r>
-      <w:proofErr w:type="spellStart"/>
-      <w:r>
-        <w:rPr>
-          <w:shd w:val="clear" w:color="auto" w:fill="FFFFFF"/>
-        </w:rPr>
-        <w:t>шарів</w:t>
-      </w:r>
-      <w:proofErr w:type="spellEnd"/>
-      <w:r>
-        <w:rPr>
-          <w:shd w:val="clear" w:color="auto" w:fill="FFFFFF"/>
-        </w:rPr>
-        <w:t xml:space="preserve"> SRN (</w:t>
-      </w:r>
-      <w:proofErr w:type="spellStart"/>
-      <w:r>
-        <w:rPr>
-          <w:shd w:val="clear" w:color="auto" w:fill="FFFFFF"/>
-        </w:rPr>
-        <w:t>SimpleRNN</w:t>
-      </w:r>
-      <w:proofErr w:type="spellEnd"/>
-      <w:r>
-        <w:rPr>
-          <w:shd w:val="clear" w:color="auto" w:fill="FFFFFF"/>
-        </w:rPr>
-        <w:t xml:space="preserve">) для </w:t>
-      </w:r>
-      <w:proofErr w:type="spellStart"/>
-      <w:r>
-        <w:rPr>
-          <w:shd w:val="clear" w:color="auto" w:fill="FFFFFF"/>
-        </w:rPr>
-        <w:t>вирішення</w:t>
-      </w:r>
-      <w:proofErr w:type="spellEnd"/>
-      <w:r>
-        <w:rPr>
-          <w:shd w:val="clear" w:color="auto" w:fill="FFFFFF"/>
-        </w:rPr>
-        <w:t xml:space="preserve"> </w:t>
-      </w:r>
-      <w:proofErr w:type="spellStart"/>
-      <w:r>
-        <w:rPr>
-          <w:shd w:val="clear" w:color="auto" w:fill="FFFFFF"/>
-        </w:rPr>
-        <w:t>задачі</w:t>
-      </w:r>
-      <w:proofErr w:type="spellEnd"/>
-      <w:r>
-        <w:rPr>
-          <w:shd w:val="clear" w:color="auto" w:fill="FFFFFF"/>
-        </w:rPr>
-        <w:t xml:space="preserve"> машинного перекладу (</w:t>
-      </w:r>
-      <w:proofErr w:type="spellStart"/>
-      <w:r>
-        <w:rPr>
-          <w:shd w:val="clear" w:color="auto" w:fill="FFFFFF"/>
-        </w:rPr>
-        <w:t>шифрування</w:t>
-      </w:r>
-      <w:proofErr w:type="spellEnd"/>
-      <w:r>
-        <w:rPr>
-          <w:shd w:val="clear" w:color="auto" w:fill="FFFFFF"/>
-        </w:rPr>
-        <w:t xml:space="preserve"> </w:t>
-      </w:r>
-      <w:proofErr w:type="spellStart"/>
-      <w:r>
-        <w:rPr>
-          <w:shd w:val="clear" w:color="auto" w:fill="FFFFFF"/>
-        </w:rPr>
-        <w:t>інформації</w:t>
-      </w:r>
-      <w:proofErr w:type="spellEnd"/>
-      <w:r>
-        <w:rPr>
-          <w:shd w:val="clear" w:color="auto" w:fill="FFFFFF"/>
-        </w:rPr>
-        <w:t>).</w:t>
-      </w:r>
-    </w:p>
-    <w:p>
-      <w:pPr>
-        <w:numPr>
-          <w:ilvl w:val="0"/>
-          <w:numId w:val="1"/>
-        </w:numPr>
-        <w:spacing w:line="360" w:lineRule="auto"/>
-        <w:jc w:val="both"/>
-      </w:pPr>
-      <w:proofErr w:type="spellStart"/>
-      <w:r>
-        <w:rPr>
-          <w:b/>
-          <w:bCs/>
-          <w:i/>
-        </w:rPr>
-        <w:t>Завдання</w:t>
-      </w:r>
-      <w:proofErr w:type="spellEnd"/>
-      <w:r>
-        <w:rPr>
-          <w:b/>
-          <w:bCs/>
-          <w:i/>
-        </w:rPr>
-        <w:t xml:space="preserve"> для </w:t>
-      </w:r>
-      <w:proofErr w:type="spellStart"/>
-      <w:r>
-        <w:rPr>
-          <w:b/>
-          <w:bCs/>
-          <w:i/>
-        </w:rPr>
-        <w:t>виконання</w:t>
-      </w:r>
-      <w:proofErr w:type="spellEnd"/>
-      <w:r>
-        <w:t>:</w:t>
-      </w:r>
-    </w:p>
-    <w:p>
-      <w:pPr>
-        <w:pStyle w:val="NormalWeb"/>
-        <w:numPr>
-          <w:ilvl w:val="1"/>
           <w:numId w:val="16"/>
         </w:numPr>
         <w:spacing w:before="0" w:beforeAutospacing="0" w:after="0" w:afterAutospacing="0" w:line="360" w:lineRule="auto"/>
         <w:jc w:val="both"/>
-      </w:pPr>
-      <w:r>
+        <w:rPr>
+          <w:sz w:val="28"/>
+          <w:szCs w:val="28"/>
+        </w:rPr>
+      </w:pPr>
+      <w:r>
+        <w:rPr>
+          <w:sz w:val="28"/>
+          <w:szCs w:val="28"/>
+        </w:rPr>
         <w:t xml:space="preserve">Реалізувати за допомогою пакета </w:t>
       </w:r>
       <w:r>
         <w:rPr>
           <w:rStyle w:val="HTMLCode"/>
           <w:rFonts w:eastAsiaTheme="majorEastAsia"/>
+          <w:sz w:val="21"/>
+          <w:szCs w:val="21"/>
         </w:rPr>
         <w:t>tensorflow</w:t>
       </w:r>
       <w:r>
+        <w:rPr>
+          <w:sz w:val="28"/>
+          <w:szCs w:val="28"/>
+        </w:rPr>
         <w:t xml:space="preserve"> шифрування інформації на основі нейромережі Seq2seq, що базується на SRN.</w:t>
       </w:r>
     </w:p>
@@ -1539,33 +1463,869 @@
       <w:pPr>
         <w:pStyle w:val="NormalWeb"/>
         <w:numPr>
-          <w:ilvl w:val="1"/>
+          <w:ilvl w:val="0"/>
           <w:numId w:val="16"/>
         </w:numPr>
         <w:spacing w:before="0" w:beforeAutospacing="0" w:after="0" w:afterAutospacing="0" w:line="360" w:lineRule="auto"/>
         <w:jc w:val="both"/>
         <w:rPr>
-          <w:lang w:val="uk-UA"/>
-        </w:rPr>
-      </w:pPr>
-      <w:r>
+          <w:sz w:val="28"/>
+          <w:szCs w:val="28"/>
+          <w:lang w:val="uk-UA"/>
+        </w:rPr>
+      </w:pPr>
+      <w:r>
+        <w:rPr>
+          <w:sz w:val="28"/>
+          <w:szCs w:val="28"/>
+        </w:rPr>
         <w:t>Обрати на підставі номеру варіанту кількість ітерацій.</w:t>
+      </w:r>
+    </w:p>
+    <w:p>
+      <w:pPr>
+        <w:spacing w:line="360" w:lineRule="auto"/>
+        <w:jc w:val="both"/>
+        <w:rPr>
+          <w:b/>
+          <w:bCs/>
+          <w:i/>
+          <w:sz w:val="28"/>
+          <w:szCs w:val="28"/>
+          <w:lang w:val="uk-UA"/>
+        </w:rPr>
+      </w:pPr>
+    </w:p>
+    <w:p>
+      <w:pPr>
+        <w:spacing w:line="360" w:lineRule="auto"/>
+        <w:jc w:val="center"/>
+        <w:rPr>
+          <w:b/>
+          <w:bCs/>
+          <w:i/>
+          <w:sz w:val="28"/>
+          <w:szCs w:val="28"/>
+          <w:lang w:val="uk-UA"/>
+        </w:rPr>
+      </w:pPr>
+      <w:proofErr w:type="spellStart"/>
+      <w:r>
+        <w:rPr>
+          <w:b/>
+          <w:bCs/>
+          <w:i/>
+          <w:sz w:val="28"/>
+          <w:szCs w:val="28"/>
+          <w:lang w:val="uk-UA"/>
+        </w:rPr>
+        <w:t>Теоритичні</w:t>
+      </w:r>
+      <w:proofErr w:type="spellEnd"/>
+      <w:r>
+        <w:rPr>
+          <w:b/>
+          <w:bCs/>
+          <w:i/>
+          <w:sz w:val="28"/>
+          <w:szCs w:val="28"/>
+          <w:lang w:val="uk-UA"/>
+        </w:rPr>
+        <w:t xml:space="preserve"> відомості</w:t>
+      </w:r>
+      <w:r>
+        <w:rPr>
+          <w:b/>
+          <w:bCs/>
+          <w:i/>
+          <w:sz w:val="28"/>
+          <w:szCs w:val="28"/>
+          <w:lang w:val="en-US"/>
+        </w:rPr>
+        <w:t>:</w:t>
+      </w:r>
+    </w:p>
+    <w:p>
+      <w:pPr>
+        <w:spacing w:line="360" w:lineRule="auto"/>
+        <w:ind w:firstLine="720"/>
+        <w:jc w:val="both"/>
+        <w:rPr>
+          <w:b/>
+          <w:bCs/>
+          <w:iCs/>
+          <w:sz w:val="28"/>
+          <w:szCs w:val="28"/>
+          <w:lang w:val="en-UA"/>
+        </w:rPr>
+      </w:pPr>
+      <w:r>
+        <w:rPr>
+          <w:b/>
+          <w:bCs/>
+          <w:iCs/>
+          <w:sz w:val="28"/>
+          <w:szCs w:val="28"/>
+          <w:lang w:val="en-UA"/>
+        </w:rPr>
+        <w:t>1. Вступ до простих рекурентних мереж (SRN)</w:t>
+      </w:r>
+    </w:p>
+    <w:p>
+      <w:pPr>
+        <w:spacing w:line="360" w:lineRule="auto"/>
+        <w:ind w:firstLine="720"/>
+        <w:jc w:val="both"/>
+        <w:rPr>
+          <w:iCs/>
+          <w:sz w:val="28"/>
+          <w:szCs w:val="28"/>
+          <w:lang w:val="uk-UA"/>
+        </w:rPr>
+      </w:pPr>
+      <w:r>
+        <w:rPr>
+          <w:iCs/>
+          <w:sz w:val="28"/>
+          <w:szCs w:val="28"/>
+          <w:lang w:val="en-UA"/>
+        </w:rPr>
+        <w:t>Проста рекурентна мережа (Simple Recurrent Network, SRN), також відома як мережа Елмана (Elman Network), є базовим типом рекурентних нейронних мереж. На відміну від мереж прямого поширення, де сигнал проходить лише в одному напрямку (від входу до виходу), SRN мають зворотні зв'язки. Це дозволяє мережі зберігати інформацію про попередні входи у своєму внутрішньому стані, створюючи ефект "короткочасної пам'яті". Ця властивість робить SRN придатними для обробки послідовних даних, таких як текст, мова або часові ряди.</w:t>
+      </w:r>
+    </w:p>
+    <w:p>
+      <w:pPr>
+        <w:spacing w:line="360" w:lineRule="auto"/>
+        <w:jc w:val="both"/>
+        <w:rPr>
+          <w:iCs/>
+          <w:sz w:val="28"/>
+          <w:szCs w:val="28"/>
+          <w:lang w:val="uk-UA"/>
+        </w:rPr>
+      </w:pPr>
+    </w:p>
+    <w:p>
+      <w:pPr>
+        <w:spacing w:line="360" w:lineRule="auto"/>
+        <w:ind w:firstLine="720"/>
+        <w:jc w:val="both"/>
+        <w:rPr>
+          <w:b/>
+          <w:bCs/>
+          <w:iCs/>
+          <w:sz w:val="28"/>
+          <w:szCs w:val="28"/>
+          <w:lang w:val="en-UA"/>
+        </w:rPr>
+      </w:pPr>
+      <w:r>
+        <w:rPr>
+          <w:b/>
+          <w:bCs/>
+          <w:iCs/>
+          <w:sz w:val="28"/>
+          <w:szCs w:val="28"/>
+          <w:lang w:val="en-UA"/>
+        </w:rPr>
+        <w:t>2. Архітектура та математична модель</w:t>
+      </w:r>
+    </w:p>
+    <w:p>
+      <w:pPr>
+        <w:spacing w:line="360" w:lineRule="auto"/>
+        <w:jc w:val="both"/>
+        <w:rPr>
+          <w:iCs/>
+          <w:sz w:val="28"/>
+          <w:szCs w:val="28"/>
+          <w:lang w:val="en-UA"/>
+        </w:rPr>
+      </w:pPr>
+      <w:r>
+        <w:rPr>
+          <w:iCs/>
+          <w:sz w:val="28"/>
+          <w:szCs w:val="28"/>
+          <w:lang w:val="en-UA"/>
+        </w:rPr>
+        <w:t>Архітектура SRN складається з трьох шарів: вхідного, прихованого (рекурентного) та вихідного. Ключовим елементом є прихований шар, нейрони якого отримують на вхід не тільки поточні дані, але й копію власного стану з попереднього часового кроку.</w:t>
+      </w:r>
+    </w:p>
+    <w:p>
+      <w:pPr>
+        <w:spacing w:line="360" w:lineRule="auto"/>
+        <w:jc w:val="both"/>
+        <w:rPr>
+          <w:iCs/>
+          <w:sz w:val="28"/>
+          <w:szCs w:val="28"/>
+          <w:lang w:val="uk-UA"/>
+        </w:rPr>
+      </w:pPr>
+    </w:p>
+    <w:p>
+      <w:pPr>
+        <w:spacing w:line="360" w:lineRule="auto"/>
+        <w:jc w:val="both"/>
+        <w:rPr>
+          <w:iCs/>
+          <w:sz w:val="28"/>
+          <w:szCs w:val="28"/>
+          <w:lang w:val="uk-UA"/>
+        </w:rPr>
+      </w:pPr>
+    </w:p>
+    <w:p>
+      <w:pPr>
+        <w:spacing w:line="360" w:lineRule="auto"/>
+        <w:ind w:firstLine="360"/>
+        <w:jc w:val="both"/>
+        <w:rPr>
+          <w:iCs/>
+          <w:sz w:val="28"/>
+          <w:szCs w:val="28"/>
+          <w:lang w:val="en-UA"/>
+        </w:rPr>
+      </w:pPr>
+      <w:r>
+        <w:rPr>
+          <w:iCs/>
+          <w:sz w:val="28"/>
+          <w:szCs w:val="28"/>
+          <w:lang w:val="en-UA"/>
+        </w:rPr>
+        <w:lastRenderedPageBreak/>
+        <w:t xml:space="preserve">Математично функціонування нейрона SRN на часовому кроці </w:t>
+      </w:r>
+      <w:r>
+        <w:rPr>
+          <w:b/>
+          <w:bCs/>
+          <w:iCs/>
+          <w:sz w:val="28"/>
+          <w:szCs w:val="28"/>
+          <w:lang w:val="en-UA"/>
+        </w:rPr>
+        <w:t>t</w:t>
+      </w:r>
+      <w:r>
+        <w:rPr>
+          <w:iCs/>
+          <w:sz w:val="28"/>
+          <w:szCs w:val="28"/>
+          <w:lang w:val="en-UA"/>
+        </w:rPr>
+        <w:t xml:space="preserve"> описується такими рівняннями:</w:t>
       </w:r>
     </w:p>
     <w:p>
       <w:pPr>
         <w:numPr>
           <w:ilvl w:val="0"/>
-          <w:numId w:val="1"/>
+          <w:numId w:val="17"/>
         </w:numPr>
         <w:spacing w:line="360" w:lineRule="auto"/>
         <w:jc w:val="both"/>
-      </w:pPr>
+        <w:rPr>
+          <w:iCs/>
+          <w:sz w:val="28"/>
+          <w:szCs w:val="28"/>
+          <w:lang w:val="en-UA"/>
+        </w:rPr>
+      </w:pPr>
+      <w:r>
+        <w:rPr>
+          <w:iCs/>
+          <w:sz w:val="28"/>
+          <w:szCs w:val="28"/>
+          <w:lang w:val="en-UA"/>
+        </w:rPr>
+        <w:t>Оновлення прихованого стану:</w:t>
+      </w:r>
+      <w:r>
+        <w:rPr>
+          <w:iCs/>
+          <w:sz w:val="28"/>
+          <w:szCs w:val="28"/>
+          <w:lang w:val="uk-UA"/>
+        </w:rPr>
+        <w:t xml:space="preserve"> </w:t>
+      </w:r>
       <w:r>
         <w:rPr>
           <w:b/>
           <w:bCs/>
+          <w:iCs/>
+          <w:sz w:val="28"/>
+          <w:szCs w:val="28"/>
+          <w:lang w:val="en-UA"/>
+        </w:rPr>
+        <w:t>h_t = tanh(W_h * x_t + U_h * h_{t-1} + b_h)</w:t>
+      </w:r>
+      <w:r>
+        <w:rPr>
+          <w:iCs/>
+          <w:sz w:val="28"/>
+          <w:szCs w:val="28"/>
+          <w:lang w:val="uk-UA"/>
+        </w:rPr>
+        <w:t>, д</w:t>
+      </w:r>
+      <w:r>
+        <w:rPr>
+          <w:iCs/>
+          <w:sz w:val="28"/>
+          <w:szCs w:val="28"/>
+          <w:lang w:val="en-UA"/>
+        </w:rPr>
+        <w:t xml:space="preserve">е </w:t>
+      </w:r>
+      <w:r>
+        <w:rPr>
+          <w:b/>
+          <w:bCs/>
+          <w:iCs/>
+          <w:sz w:val="28"/>
+          <w:szCs w:val="28"/>
+          <w:lang w:val="en-UA"/>
+        </w:rPr>
+        <w:t>h_t</w:t>
+      </w:r>
+      <w:r>
+        <w:rPr>
+          <w:iCs/>
+          <w:sz w:val="28"/>
+          <w:szCs w:val="28"/>
+          <w:lang w:val="en-UA"/>
+        </w:rPr>
+        <w:t xml:space="preserve"> — вектор прихованого стану на поточному кроці, </w:t>
+      </w:r>
+      <w:r>
+        <w:rPr>
+          <w:b/>
+          <w:bCs/>
+          <w:iCs/>
+          <w:sz w:val="28"/>
+          <w:szCs w:val="28"/>
+          <w:lang w:val="en-UA"/>
+        </w:rPr>
+        <w:t>x_t</w:t>
+      </w:r>
+      <w:r>
+        <w:rPr>
+          <w:iCs/>
+          <w:sz w:val="28"/>
+          <w:szCs w:val="28"/>
+          <w:lang w:val="en-UA"/>
+        </w:rPr>
+        <w:t xml:space="preserve"> — вхідний вектор, </w:t>
+      </w:r>
+      <w:r>
+        <w:rPr>
+          <w:b/>
+          <w:bCs/>
+          <w:iCs/>
+          <w:sz w:val="28"/>
+          <w:szCs w:val="28"/>
+          <w:lang w:val="en-UA"/>
+        </w:rPr>
+        <w:t>h_{t-1}</w:t>
+      </w:r>
+      <w:r>
+        <w:rPr>
+          <w:iCs/>
+          <w:sz w:val="28"/>
+          <w:szCs w:val="28"/>
+          <w:lang w:val="en-UA"/>
+        </w:rPr>
+        <w:t xml:space="preserve"> — прихований стан на попередньому кроці, </w:t>
+      </w:r>
+      <w:r>
+        <w:rPr>
+          <w:b/>
+          <w:bCs/>
+          <w:iCs/>
+          <w:sz w:val="28"/>
+          <w:szCs w:val="28"/>
+          <w:lang w:val="en-UA"/>
+        </w:rPr>
+        <w:t>W_h та U_h</w:t>
+      </w:r>
+      <w:r>
+        <w:rPr>
+          <w:iCs/>
+          <w:sz w:val="28"/>
+          <w:szCs w:val="28"/>
+          <w:lang w:val="en-UA"/>
+        </w:rPr>
+        <w:t xml:space="preserve"> — матриці ваг для входу та рекурентного зв'язку, </w:t>
+      </w:r>
+      <w:r>
+        <w:rPr>
+          <w:b/>
+          <w:bCs/>
+          <w:iCs/>
+          <w:sz w:val="28"/>
+          <w:szCs w:val="28"/>
+          <w:lang w:val="en-UA"/>
+        </w:rPr>
+        <w:t>b_h</w:t>
+      </w:r>
+      <w:r>
+        <w:rPr>
+          <w:iCs/>
+          <w:sz w:val="28"/>
+          <w:szCs w:val="28"/>
+          <w:lang w:val="en-UA"/>
+        </w:rPr>
+        <w:t xml:space="preserve"> — вектор зміщення, </w:t>
+      </w:r>
+      <w:r>
+        <w:rPr>
+          <w:b/>
+          <w:bCs/>
+          <w:iCs/>
+          <w:sz w:val="28"/>
+          <w:szCs w:val="28"/>
+          <w:lang w:val="en-UA"/>
+        </w:rPr>
+        <w:t>tanh</w:t>
+      </w:r>
+      <w:r>
+        <w:rPr>
+          <w:iCs/>
+          <w:sz w:val="28"/>
+          <w:szCs w:val="28"/>
+          <w:lang w:val="en-UA"/>
+        </w:rPr>
+        <w:t xml:space="preserve"> — функція активації (гіперболічний тангенс).</w:t>
+      </w:r>
+    </w:p>
+    <w:p>
+      <w:pPr>
+        <w:numPr>
+          <w:ilvl w:val="0"/>
+          <w:numId w:val="17"/>
+        </w:numPr>
+        <w:spacing w:line="360" w:lineRule="auto"/>
+        <w:jc w:val="both"/>
+        <w:rPr>
+          <w:iCs/>
+          <w:sz w:val="28"/>
+          <w:szCs w:val="28"/>
+          <w:lang w:val="en-UA"/>
+        </w:rPr>
+      </w:pPr>
+      <w:r>
+        <w:rPr>
+          <w:iCs/>
+          <w:sz w:val="28"/>
+          <w:szCs w:val="28"/>
+          <w:lang w:val="en-UA"/>
+        </w:rPr>
+        <w:t>Обчислення виходу:</w:t>
+      </w:r>
+      <w:r>
+        <w:rPr>
+          <w:iCs/>
+          <w:sz w:val="28"/>
+          <w:szCs w:val="28"/>
+          <w:lang w:val="uk-UA"/>
+        </w:rPr>
+        <w:t xml:space="preserve"> </w:t>
+      </w:r>
+      <w:r>
+        <w:rPr>
+          <w:b/>
+          <w:bCs/>
+          <w:iCs/>
+          <w:sz w:val="28"/>
+          <w:szCs w:val="28"/>
+          <w:lang w:val="en-UA"/>
+        </w:rPr>
+        <w:t>y_t = softmax(V * h_t + b_y</w:t>
+      </w:r>
+      <w:r>
+        <w:rPr>
+          <w:b/>
+          <w:bCs/>
+          <w:iCs/>
+          <w:sz w:val="28"/>
+          <w:szCs w:val="28"/>
+          <w:lang w:val="uk-UA"/>
+        </w:rPr>
+        <w:t>)</w:t>
+      </w:r>
+      <w:r>
+        <w:rPr>
+          <w:iCs/>
+          <w:sz w:val="28"/>
+          <w:szCs w:val="28"/>
+          <w:lang w:val="uk-UA"/>
+        </w:rPr>
+        <w:t>, д</w:t>
+      </w:r>
+      <w:r>
+        <w:rPr>
+          <w:iCs/>
+          <w:sz w:val="28"/>
+          <w:szCs w:val="28"/>
+          <w:lang w:val="en-UA"/>
+        </w:rPr>
+        <w:t xml:space="preserve">е </w:t>
+      </w:r>
+      <w:r>
+        <w:rPr>
+          <w:b/>
+          <w:bCs/>
+          <w:iCs/>
+          <w:sz w:val="28"/>
+          <w:szCs w:val="28"/>
+          <w:lang w:val="en-UA"/>
+        </w:rPr>
+        <w:t>y_t</w:t>
+      </w:r>
+      <w:r>
+        <w:rPr>
+          <w:iCs/>
+          <w:sz w:val="28"/>
+          <w:szCs w:val="28"/>
+          <w:lang w:val="en-UA"/>
+        </w:rPr>
+        <w:t xml:space="preserve"> — вектор виходу (розподіл ймовірностей), </w:t>
+      </w:r>
+      <w:r>
+        <w:rPr>
+          <w:b/>
+          <w:bCs/>
+          <w:iCs/>
+          <w:sz w:val="28"/>
+          <w:szCs w:val="28"/>
+          <w:lang w:val="en-UA"/>
+        </w:rPr>
+        <w:t>V</w:t>
+      </w:r>
+      <w:r>
+        <w:rPr>
+          <w:iCs/>
+          <w:sz w:val="28"/>
+          <w:szCs w:val="28"/>
+          <w:lang w:val="en-UA"/>
+        </w:rPr>
+        <w:t xml:space="preserve"> — матриця ваг вихідного шару, </w:t>
+      </w:r>
+      <w:r>
+        <w:rPr>
+          <w:b/>
+          <w:bCs/>
+          <w:iCs/>
+          <w:sz w:val="28"/>
+          <w:szCs w:val="28"/>
+          <w:lang w:val="en-UA"/>
+        </w:rPr>
+        <w:t>b_y</w:t>
+      </w:r>
+      <w:r>
+        <w:rPr>
+          <w:iCs/>
+          <w:sz w:val="28"/>
+          <w:szCs w:val="28"/>
+          <w:lang w:val="en-UA"/>
+        </w:rPr>
+        <w:t xml:space="preserve"> — зміщення вихідного шару.</w:t>
+      </w:r>
+    </w:p>
+    <w:p>
+      <w:pPr>
+        <w:spacing w:line="360" w:lineRule="auto"/>
+        <w:ind w:firstLine="360"/>
+        <w:jc w:val="both"/>
+        <w:rPr>
+          <w:b/>
+          <w:bCs/>
+          <w:iCs/>
+          <w:sz w:val="28"/>
+          <w:szCs w:val="28"/>
+          <w:lang w:val="uk-UA"/>
+        </w:rPr>
+      </w:pPr>
+    </w:p>
+    <w:p>
+      <w:pPr>
+        <w:spacing w:line="360" w:lineRule="auto"/>
+        <w:ind w:firstLine="360"/>
+        <w:jc w:val="both"/>
+        <w:rPr>
+          <w:b/>
+          <w:bCs/>
+          <w:iCs/>
+          <w:sz w:val="28"/>
+          <w:szCs w:val="28"/>
+          <w:lang w:val="en-UA"/>
+        </w:rPr>
+      </w:pPr>
+      <w:r>
+        <w:rPr>
+          <w:b/>
+          <w:bCs/>
+          <w:iCs/>
+          <w:sz w:val="28"/>
+          <w:szCs w:val="28"/>
+          <w:lang w:val="en-UA"/>
+        </w:rPr>
+        <w:t>3. Модель Sequence-to-Sequence (Seq2seq)</w:t>
+      </w:r>
+    </w:p>
+    <w:p>
+      <w:pPr>
+        <w:spacing w:line="360" w:lineRule="auto"/>
+        <w:ind w:firstLine="360"/>
+        <w:jc w:val="both"/>
+        <w:rPr>
+          <w:iCs/>
+          <w:sz w:val="28"/>
+          <w:szCs w:val="28"/>
+          <w:lang w:val="en-UA"/>
+        </w:rPr>
+      </w:pPr>
+      <w:r>
+        <w:rPr>
+          <w:iCs/>
+          <w:sz w:val="28"/>
+          <w:szCs w:val="28"/>
+          <w:lang w:val="en-UA"/>
+        </w:rPr>
+        <w:t>Архітектура Seq2seq (або Encoder-Decoder) дозволяє відображати вхідну послідовність однієї довжини у вихідну послідовність іншої довжини. Вона складається з двох компонентів SRN:</w:t>
+      </w:r>
+    </w:p>
+    <w:p>
+      <w:pPr>
+        <w:numPr>
+          <w:ilvl w:val="0"/>
+          <w:numId w:val="18"/>
+        </w:numPr>
+        <w:spacing w:line="360" w:lineRule="auto"/>
+        <w:jc w:val="both"/>
+        <w:rPr>
+          <w:iCs/>
+          <w:sz w:val="28"/>
+          <w:szCs w:val="28"/>
+          <w:lang w:val="en-UA"/>
+        </w:rPr>
+      </w:pPr>
+      <w:r>
+        <w:rPr>
+          <w:b/>
+          <w:bCs/>
+          <w:iCs/>
+          <w:sz w:val="28"/>
+          <w:szCs w:val="28"/>
+          <w:lang w:val="en-UA"/>
+        </w:rPr>
+        <w:t>Кодер (Encoder):</w:t>
+      </w:r>
+      <w:r>
+        <w:rPr>
+          <w:iCs/>
+          <w:sz w:val="28"/>
+          <w:szCs w:val="28"/>
+          <w:lang w:val="en-UA"/>
+        </w:rPr>
+        <w:t xml:space="preserve"> Зчитує вхідну послідовність (наприклад, текст для шифрування) елемент за елементом. Стан прихованого шару оновлюється на кожному кроці. Після обробки останнього елемента фінальний прихований стан </w:t>
+      </w:r>
+      <w:r>
+        <w:rPr>
+          <w:b/>
+          <w:bCs/>
+          <w:iCs/>
+          <w:sz w:val="28"/>
+          <w:szCs w:val="28"/>
+          <w:lang w:val="en-UA"/>
+        </w:rPr>
+        <w:t>h_final</w:t>
+      </w:r>
+      <w:r>
+        <w:rPr>
+          <w:iCs/>
+          <w:sz w:val="28"/>
+          <w:szCs w:val="28"/>
+          <w:lang w:val="en-UA"/>
+        </w:rPr>
+        <w:t xml:space="preserve"> містить "стиснене" представлення всієї вхідної інформації. Цей вектор називається вектором контексту.</w:t>
+      </w:r>
+    </w:p>
+    <w:p>
+      <w:pPr>
+        <w:numPr>
+          <w:ilvl w:val="0"/>
+          <w:numId w:val="18"/>
+        </w:numPr>
+        <w:spacing w:line="360" w:lineRule="auto"/>
+        <w:jc w:val="both"/>
+        <w:rPr>
+          <w:iCs/>
+          <w:sz w:val="28"/>
+          <w:szCs w:val="28"/>
+          <w:lang w:val="en-UA"/>
+        </w:rPr>
+      </w:pPr>
+      <w:r>
+        <w:rPr>
+          <w:b/>
+          <w:bCs/>
+          <w:iCs/>
+          <w:sz w:val="28"/>
+          <w:szCs w:val="28"/>
+          <w:lang w:val="en-UA"/>
+        </w:rPr>
+        <w:t>Декодер (Decoder):</w:t>
+      </w:r>
+      <w:r>
+        <w:rPr>
+          <w:iCs/>
+          <w:sz w:val="28"/>
+          <w:szCs w:val="28"/>
+          <w:lang w:val="en-UA"/>
+        </w:rPr>
+        <w:t xml:space="preserve"> Генерує вихідну послідовність (шифротекст або переклад). Його початковий стан ініціалізується вектором контексту кодера. На кожному кроці декодер генерує один символ і використовує свій новий стан для генерації наступного.</w:t>
+      </w:r>
+    </w:p>
+    <w:p>
+      <w:pPr>
+        <w:spacing w:line="360" w:lineRule="auto"/>
+        <w:ind w:firstLine="360"/>
+        <w:jc w:val="both"/>
+        <w:rPr>
+          <w:b/>
+          <w:bCs/>
+          <w:iCs/>
+          <w:sz w:val="28"/>
+          <w:szCs w:val="28"/>
+          <w:lang w:val="uk-UA"/>
+        </w:rPr>
+      </w:pPr>
+    </w:p>
+    <w:p>
+      <w:pPr>
+        <w:spacing w:line="360" w:lineRule="auto"/>
+        <w:ind w:firstLine="360"/>
+        <w:jc w:val="both"/>
+        <w:rPr>
+          <w:b/>
+          <w:bCs/>
+          <w:iCs/>
+          <w:sz w:val="28"/>
+          <w:szCs w:val="28"/>
+          <w:lang w:val="en-UA"/>
+        </w:rPr>
+      </w:pPr>
+      <w:r>
+        <w:rPr>
+          <w:b/>
+          <w:bCs/>
+          <w:iCs/>
+          <w:sz w:val="28"/>
+          <w:szCs w:val="28"/>
+          <w:lang w:val="en-UA"/>
+        </w:rPr>
+        <w:t>4. Навчання та проблема зникаючого градієнта</w:t>
+      </w:r>
+    </w:p>
+    <w:p>
+      <w:pPr>
+        <w:spacing w:line="360" w:lineRule="auto"/>
+        <w:ind w:firstLine="360"/>
+        <w:jc w:val="both"/>
+        <w:rPr>
+          <w:iCs/>
+          <w:sz w:val="28"/>
+          <w:szCs w:val="28"/>
+          <w:lang w:val="en-UA"/>
+        </w:rPr>
+      </w:pPr>
+      <w:r>
+        <w:rPr>
+          <w:iCs/>
+          <w:sz w:val="28"/>
+          <w:szCs w:val="28"/>
+          <w:lang w:val="en-UA"/>
+        </w:rPr>
+        <w:t>Навчання SRN здійснюється методом зворотного поширення помилки у часі (BPTT — Backpropagation Through Time). Цей метод розгортає рекурентну мережу у часі, перетворюючи її на глибоку мережу прямого поширення зі спільними вагами.</w:t>
+      </w:r>
+    </w:p>
+    <w:p>
+      <w:pPr>
+        <w:spacing w:line="360" w:lineRule="auto"/>
+        <w:jc w:val="both"/>
+        <w:rPr>
+          <w:iCs/>
+          <w:sz w:val="28"/>
+          <w:szCs w:val="28"/>
+          <w:lang w:val="uk-UA"/>
+        </w:rPr>
+      </w:pPr>
+      <w:r>
+        <w:rPr>
+          <w:iCs/>
+          <w:sz w:val="28"/>
+          <w:szCs w:val="28"/>
+          <w:lang w:val="en-UA"/>
+        </w:rPr>
+        <w:lastRenderedPageBreak/>
+        <w:t xml:space="preserve">Головним обмеженням SRN є проблема </w:t>
+      </w:r>
+      <w:r>
+        <w:rPr>
+          <w:b/>
+          <w:bCs/>
+          <w:iCs/>
+          <w:sz w:val="28"/>
+          <w:szCs w:val="28"/>
+          <w:lang w:val="en-UA"/>
+        </w:rPr>
+        <w:t>зникаючого градієнта (vanishing gradient)</w:t>
+      </w:r>
+      <w:r>
+        <w:rPr>
+          <w:iCs/>
+          <w:sz w:val="28"/>
+          <w:szCs w:val="28"/>
+          <w:lang w:val="en-UA"/>
+        </w:rPr>
+        <w:t>. При обробці довгих послідовностей градієнт помилки, що поширюється від кінця до початку речення, багаторазово множиться на малі ваги (менші за 1). В результаті градієнт прямує до нуля, і ваги на початку послідовності майже не оновлюються. Це означає, що SRN погано запам'ятовують довгострокові залежності: мережа може "забути" початок речення, поки дійде до його кінця. Саме тому для складних задач частіше використовуються модифіковані архітектури, такі як LSTM або GRU.</w:t>
+      </w:r>
+    </w:p>
+    <w:p>
+      <w:pPr>
+        <w:spacing w:line="360" w:lineRule="auto"/>
+        <w:jc w:val="both"/>
+        <w:rPr>
+          <w:b/>
+          <w:bCs/>
           <w:i/>
+          <w:sz w:val="28"/>
+          <w:szCs w:val="28"/>
+          <w:lang w:val="uk-UA"/>
+        </w:rPr>
+      </w:pPr>
+    </w:p>
+    <w:p>
+      <w:pPr>
+        <w:spacing w:line="360" w:lineRule="auto"/>
+        <w:jc w:val="center"/>
+        <w:rPr>
+          <w:sz w:val="28"/>
+          <w:szCs w:val="28"/>
+        </w:rPr>
+      </w:pPr>
+      <w:r>
+        <w:rPr>
+          <w:b/>
+          <w:bCs/>
+          <w:i/>
+          <w:sz w:val="28"/>
+          <w:szCs w:val="28"/>
         </w:rPr>
         <w:t xml:space="preserve">Протокол </w:t>
       </w:r>
@@ -1575,6 +2335,8 @@
           <w:b/>
           <w:bCs/>
           <w:i/>
+          <w:sz w:val="28"/>
+          <w:szCs w:val="28"/>
         </w:rPr>
         <w:t>розв’язування</w:t>
       </w:r>
@@ -1584,6 +2346,8 @@
           <w:b/>
           <w:bCs/>
           <w:i/>
+          <w:sz w:val="28"/>
+          <w:szCs w:val="28"/>
         </w:rPr>
         <w:t xml:space="preserve"> </w:t>
       </w:r>
@@ -1593,6 +2357,8 @@
           <w:b/>
           <w:bCs/>
           <w:i/>
+          <w:sz w:val="28"/>
+          <w:szCs w:val="28"/>
         </w:rPr>
         <w:t>завдань</w:t>
       </w:r>
@@ -1601,6 +2367,8 @@
         <w:rPr>
           <w:b/>
           <w:bCs/>
+          <w:sz w:val="28"/>
+          <w:szCs w:val="28"/>
           <w:lang w:val="en-US"/>
         </w:rPr>
         <w:t>:</w:t>
@@ -1758,10 +2526,8 @@
         <w:br/>
       </w:r>
       <w:r>
-        <w:br/>
-      </w:r>
-      <w:r>
         <w:lastRenderedPageBreak/>
+        <w:br/>
         <w:t>encoder_input_data = numpy.zeros(</w:t>
       </w:r>
       <w:r>
@@ -1931,13 +2697,15 @@
       </w:r>
       <w:r>
         <w:br/>
+      </w:r>
+      <w:r>
+        <w:lastRenderedPageBreak/>
         <w:t>)</w:t>
       </w:r>
       <w:r>
         <w:br/>
       </w:r>
       <w:r>
-        <w:lastRenderedPageBreak/>
         <w:br/>
         <w:t>encoder_model = tensorflow.keras.Model(encoder_inputs, encoder_state_h)</w:t>
       </w:r>
@@ -2226,41 +2994,41 @@
     </w:p>
     <w:p>
       <w:pPr>
-        <w:pStyle w:val="ListParagraph"/>
-        <w:numPr>
-          <w:ilvl w:val="0"/>
-          <w:numId w:val="1"/>
-        </w:numPr>
         <w:spacing w:line="360" w:lineRule="auto"/>
+        <w:jc w:val="center"/>
         <w:rPr>
           <w:b/>
           <w:bCs/>
+          <w:sz w:val="28"/>
+          <w:szCs w:val="28"/>
+          <w:lang w:val="uk-UA"/>
+        </w:rPr>
+      </w:pPr>
+      <w:r>
+        <w:rPr>
+          <w:b/>
+          <w:bCs/>
+          <w:sz w:val="28"/>
+          <w:szCs w:val="28"/>
+          <w:lang w:val="uk-UA"/>
+        </w:rPr>
+        <w:lastRenderedPageBreak/>
+        <w:t>ВИСНОВКИ</w:t>
+      </w:r>
+    </w:p>
+    <w:p>
+      <w:pPr>
+        <w:spacing w:line="360" w:lineRule="auto"/>
+        <w:rPr>
+          <w:b/>
+          <w:bCs/>
           <w:i/>
           <w:iCs/>
-          <w:lang w:val="uk-UA"/>
-        </w:rPr>
-      </w:pPr>
-      <w:r>
-        <w:rPr>
-          <w:b/>
-          <w:bCs/>
-          <w:i/>
-          <w:iCs/>
-          <w:lang w:val="uk-UA"/>
-        </w:rPr>
-        <w:lastRenderedPageBreak/>
-        <w:t>Висновки</w:t>
-      </w:r>
-      <w:r>
-        <w:rPr>
-          <w:b/>
-          <w:bCs/>
-          <w:i/>
-          <w:iCs/>
-          <w:lang w:val="en-US"/>
-        </w:rPr>
-        <w:t>:</w:t>
-      </w:r>
+          <w:sz w:val="28"/>
+          <w:szCs w:val="28"/>
+          <w:lang w:val="uk-UA"/>
+        </w:rPr>
+      </w:pPr>
     </w:p>
     <w:p>
       <w:pPr>
@@ -2268,28 +3036,48 @@
         <w:spacing w:before="0" w:beforeAutospacing="0" w:after="0" w:afterAutospacing="0" w:line="360" w:lineRule="auto"/>
         <w:ind w:firstLine="720"/>
         <w:jc w:val="both"/>
-      </w:pPr>
-      <w:r>
+        <w:rPr>
+          <w:sz w:val="28"/>
+          <w:szCs w:val="28"/>
+        </w:rPr>
+      </w:pPr>
+      <w:r>
+        <w:rPr>
+          <w:sz w:val="28"/>
+          <w:szCs w:val="28"/>
+        </w:rPr>
         <w:t xml:space="preserve">Під час виконання лабораторної роботи я реалізував нейромережу Seq2seq на базі SRN. Ця архітектура складається з двох основних частин: </w:t>
       </w:r>
       <w:r>
         <w:rPr>
           <w:b/>
           <w:bCs/>
+          <w:sz w:val="28"/>
+          <w:szCs w:val="28"/>
         </w:rPr>
         <w:t>кодера</w:t>
       </w:r>
       <w:r>
+        <w:rPr>
+          <w:sz w:val="28"/>
+          <w:szCs w:val="28"/>
+        </w:rPr>
         <w:t xml:space="preserve">, який стискає вхідне речення у вектор стану (прихований стан SRN), та </w:t>
       </w:r>
       <w:r>
         <w:rPr>
           <w:b/>
           <w:bCs/>
+          <w:sz w:val="28"/>
+          <w:szCs w:val="28"/>
         </w:rPr>
         <w:t>декодера</w:t>
       </w:r>
       <w:r>
+        <w:rPr>
+          <w:sz w:val="28"/>
+          <w:szCs w:val="28"/>
+        </w:rPr>
         <w:t>, який розгортає цей стан у вихідне речення.</w:t>
       </w:r>
     </w:p>
@@ -2299,32 +3087,48 @@
         <w:spacing w:before="0" w:beforeAutospacing="0" w:after="0" w:afterAutospacing="0" w:line="360" w:lineRule="auto"/>
         <w:ind w:firstLine="720"/>
         <w:jc w:val="both"/>
-      </w:pPr>
-      <w:r>
+        <w:rPr>
+          <w:sz w:val="28"/>
+          <w:szCs w:val="28"/>
+        </w:rPr>
+      </w:pPr>
+      <w:r>
+        <w:rPr>
+          <w:sz w:val="28"/>
+          <w:szCs w:val="28"/>
+        </w:rPr>
         <w:t>Було емпірично встановлено, що кількість ітерацій (</w:t>
       </w:r>
       <w:r>
         <w:rPr>
           <w:rStyle w:val="HTMLCode"/>
           <w:rFonts w:ascii="Times New Roman" w:eastAsiaTheme="majorEastAsia" w:hAnsi="Times New Roman" w:cs="Times New Roman"/>
-          <w:sz w:val="24"/>
-          <w:szCs w:val="24"/>
+          <w:sz w:val="28"/>
+          <w:szCs w:val="28"/>
         </w:rPr>
         <w:t>n</w:t>
       </w:r>
       <w:r>
+        <w:rPr>
+          <w:sz w:val="28"/>
+          <w:szCs w:val="28"/>
+        </w:rPr>
         <w:t>) є критично важливою. При навчанні моделі лише протягом однієї епохи (</w:t>
       </w:r>
       <w:r>
         <w:rPr>
           <w:rStyle w:val="HTMLCode"/>
           <w:rFonts w:ascii="Times New Roman" w:eastAsiaTheme="majorEastAsia" w:hAnsi="Times New Roman" w:cs="Times New Roman"/>
-          <w:sz w:val="24"/>
-          <w:szCs w:val="24"/>
+          <w:sz w:val="28"/>
+          <w:szCs w:val="28"/>
         </w:rPr>
         <w:t>n=1</w:t>
       </w:r>
       <w:r>
+        <w:rPr>
+          <w:sz w:val="28"/>
+          <w:szCs w:val="28"/>
+        </w:rPr>
         <w:t>) модель не встигла вивчити жодних залежностей і видавала безглуздий, однаковий результат для всіх вхідних речень.</w:t>
       </w:r>
     </w:p>
@@ -2334,8 +3138,16 @@
         <w:spacing w:before="0" w:beforeAutospacing="0" w:after="0" w:afterAutospacing="0" w:line="360" w:lineRule="auto"/>
         <w:ind w:firstLine="720"/>
         <w:jc w:val="both"/>
-      </w:pPr>
-      <w:r>
+        <w:rPr>
+          <w:sz w:val="28"/>
+          <w:szCs w:val="28"/>
+        </w:rPr>
+      </w:pPr>
+      <w:r>
+        <w:rPr>
+          <w:sz w:val="28"/>
+          <w:szCs w:val="28"/>
+        </w:rPr>
         <w:t>Після збільшення кількості епох до 50, модель почала демонструвати здатність до навчання та генерувати більш осмислені (хоч і не ідеальні) переклади. Це доводить, що модель Seq2seq здатна вивчати складні залежності у послідовностях, але вимагає значного часу для навчання. Завдання лабораторної роботи було виконано.</w:t>
       </w:r>
     </w:p>
@@ -3039,7 +3851,7 @@
       <w:lvlText w:val="%1."/>
       <w:lvlJc w:val="left"/>
       <w:pPr>
-        <w:ind w:left="1080" w:hanging="360"/>
+        <w:ind w:left="720" w:hanging="360"/>
       </w:pPr>
     </w:lvl>
     <w:lvl w:ilvl="1" w:tplc="0419000F">
@@ -3048,7 +3860,7 @@
       <w:lvlText w:val="%2."/>
       <w:lvlJc w:val="left"/>
       <w:pPr>
-        <w:ind w:left="1800" w:hanging="360"/>
+        <w:ind w:left="1440" w:hanging="360"/>
       </w:pPr>
     </w:lvl>
     <w:lvl w:ilvl="2" w:tplc="FFFFFFFF">
@@ -3056,7 +3868,7 @@
       <w:lvlText w:val=""/>
       <w:lvlJc w:val="left"/>
       <w:pPr>
-        <w:ind w:left="2700" w:hanging="360"/>
+        <w:ind w:left="2340" w:hanging="360"/>
       </w:pPr>
       <w:rPr>
         <w:rFonts w:ascii="Symbol" w:eastAsia="Times New Roman" w:hAnsi="Symbol" w:cs="Times New Roman" w:hint="default"/>
@@ -3069,9 +3881,9 @@
       <w:lvlJc w:val="left"/>
       <w:pPr>
         <w:tabs>
-          <w:tab w:val="num" w:pos="3240"/>
-        </w:tabs>
-        <w:ind w:left="3240" w:hanging="360"/>
+          <w:tab w:val="num" w:pos="2880"/>
+        </w:tabs>
+        <w:ind w:left="2880" w:hanging="360"/>
       </w:pPr>
     </w:lvl>
     <w:lvl w:ilvl="4" w:tplc="FFFFFFFF" w:tentative="1">
@@ -3081,9 +3893,9 @@
       <w:lvlJc w:val="left"/>
       <w:pPr>
         <w:tabs>
-          <w:tab w:val="num" w:pos="3960"/>
-        </w:tabs>
-        <w:ind w:left="3960" w:hanging="360"/>
+          <w:tab w:val="num" w:pos="3600"/>
+        </w:tabs>
+        <w:ind w:left="3600" w:hanging="360"/>
       </w:pPr>
     </w:lvl>
     <w:lvl w:ilvl="5" w:tplc="FFFFFFFF" w:tentative="1">
@@ -3093,9 +3905,9 @@
       <w:lvlJc w:val="right"/>
       <w:pPr>
         <w:tabs>
-          <w:tab w:val="num" w:pos="4680"/>
-        </w:tabs>
-        <w:ind w:left="4680" w:hanging="180"/>
+          <w:tab w:val="num" w:pos="4320"/>
+        </w:tabs>
+        <w:ind w:left="4320" w:hanging="180"/>
       </w:pPr>
     </w:lvl>
     <w:lvl w:ilvl="6" w:tplc="FFFFFFFF" w:tentative="1">
@@ -3105,9 +3917,9 @@
       <w:lvlJc w:val="left"/>
       <w:pPr>
         <w:tabs>
-          <w:tab w:val="num" w:pos="5400"/>
-        </w:tabs>
-        <w:ind w:left="5400" w:hanging="360"/>
+          <w:tab w:val="num" w:pos="5040"/>
+        </w:tabs>
+        <w:ind w:left="5040" w:hanging="360"/>
       </w:pPr>
     </w:lvl>
     <w:lvl w:ilvl="7" w:tplc="FFFFFFFF" w:tentative="1">
@@ -3117,9 +3929,9 @@
       <w:lvlJc w:val="left"/>
       <w:pPr>
         <w:tabs>
-          <w:tab w:val="num" w:pos="6120"/>
-        </w:tabs>
-        <w:ind w:left="6120" w:hanging="360"/>
+          <w:tab w:val="num" w:pos="5760"/>
+        </w:tabs>
+        <w:ind w:left="5760" w:hanging="360"/>
       </w:pPr>
     </w:lvl>
     <w:lvl w:ilvl="8" w:tplc="FFFFFFFF" w:tentative="1">
@@ -3129,9 +3941,9 @@
       <w:lvlJc w:val="right"/>
       <w:pPr>
         <w:tabs>
-          <w:tab w:val="num" w:pos="6840"/>
-        </w:tabs>
-        <w:ind w:left="6840" w:hanging="180"/>
+          <w:tab w:val="num" w:pos="6480"/>
+        </w:tabs>
+        <w:ind w:left="6480" w:hanging="180"/>
       </w:pPr>
     </w:lvl>
   </w:abstractNum>
@@ -3311,6 +4123,155 @@
     </w:lvl>
   </w:abstractNum>
   <w:abstractNum w:abstractNumId="10" w15:restartNumberingAfterBreak="0">
+    <w:nsid w:val="388A3EBB"/>
+    <w:multiLevelType w:val="multilevel"/>
+    <w:tmpl w:val="B46C2994"/>
+    <w:lvl w:ilvl="0">
+      <w:start w:val="1"/>
+      <w:numFmt w:val="bullet"/>
+      <w:lvlText w:val=""/>
+      <w:lvlJc w:val="left"/>
+      <w:pPr>
+        <w:tabs>
+          <w:tab w:val="num" w:pos="720"/>
+        </w:tabs>
+        <w:ind w:left="720" w:hanging="360"/>
+      </w:pPr>
+      <w:rPr>
+        <w:rFonts w:ascii="Symbol" w:hAnsi="Symbol" w:hint="default"/>
+        <w:sz w:val="20"/>
+      </w:rPr>
+    </w:lvl>
+    <w:lvl w:ilvl="1" w:tentative="1">
+      <w:start w:val="1"/>
+      <w:numFmt w:val="bullet"/>
+      <w:lvlText w:val="o"/>
+      <w:lvlJc w:val="left"/>
+      <w:pPr>
+        <w:tabs>
+          <w:tab w:val="num" w:pos="1440"/>
+        </w:tabs>
+        <w:ind w:left="1440" w:hanging="360"/>
+      </w:pPr>
+      <w:rPr>
+        <w:rFonts w:ascii="Courier New" w:hAnsi="Courier New" w:hint="default"/>
+        <w:sz w:val="20"/>
+      </w:rPr>
+    </w:lvl>
+    <w:lvl w:ilvl="2" w:tentative="1">
+      <w:start w:val="1"/>
+      <w:numFmt w:val="bullet"/>
+      <w:lvlText w:val=""/>
+      <w:lvlJc w:val="left"/>
+      <w:pPr>
+        <w:tabs>
+          <w:tab w:val="num" w:pos="2160"/>
+        </w:tabs>
+        <w:ind w:left="2160" w:hanging="360"/>
+      </w:pPr>
+      <w:rPr>
+        <w:rFonts w:ascii="Wingdings" w:hAnsi="Wingdings" w:hint="default"/>
+        <w:sz w:val="20"/>
+      </w:rPr>
+    </w:lvl>
+    <w:lvl w:ilvl="3" w:tentative="1">
+      <w:start w:val="1"/>
+      <w:numFmt w:val="bullet"/>
+      <w:lvlText w:val=""/>
+      <w:lvlJc w:val="left"/>
+      <w:pPr>
+        <w:tabs>
+          <w:tab w:val="num" w:pos="2880"/>
+        </w:tabs>
+        <w:ind w:left="2880" w:hanging="360"/>
+      </w:pPr>
+      <w:rPr>
+        <w:rFonts w:ascii="Wingdings" w:hAnsi="Wingdings" w:hint="default"/>
+        <w:sz w:val="20"/>
+      </w:rPr>
+    </w:lvl>
+    <w:lvl w:ilvl="4" w:tentative="1">
+      <w:start w:val="1"/>
+      <w:numFmt w:val="bullet"/>
+      <w:lvlText w:val=""/>
+      <w:lvlJc w:val="left"/>
+      <w:pPr>
+        <w:tabs>
+          <w:tab w:val="num" w:pos="3600"/>
+        </w:tabs>
+        <w:ind w:left="3600" w:hanging="360"/>
+      </w:pPr>
+      <w:rPr>
+        <w:rFonts w:ascii="Wingdings" w:hAnsi="Wingdings" w:hint="default"/>
+        <w:sz w:val="20"/>
+      </w:rPr>
+    </w:lvl>
+    <w:lvl w:ilvl="5" w:tentative="1">
+      <w:start w:val="1"/>
+      <w:numFmt w:val="bullet"/>
+      <w:lvlText w:val=""/>
+      <w:lvlJc w:val="left"/>
+      <w:pPr>
+        <w:tabs>
+          <w:tab w:val="num" w:pos="4320"/>
+        </w:tabs>
+        <w:ind w:left="4320" w:hanging="360"/>
+      </w:pPr>
+      <w:rPr>
+        <w:rFonts w:ascii="Wingdings" w:hAnsi="Wingdings" w:hint="default"/>
+        <w:sz w:val="20"/>
+      </w:rPr>
+    </w:lvl>
+    <w:lvl w:ilvl="6" w:tentative="1">
+      <w:start w:val="1"/>
+      <w:numFmt w:val="bullet"/>
+      <w:lvlText w:val=""/>
+      <w:lvlJc w:val="left"/>
+      <w:pPr>
+        <w:tabs>
+          <w:tab w:val="num" w:pos="5040"/>
+        </w:tabs>
+        <w:ind w:left="5040" w:hanging="360"/>
+      </w:pPr>
+      <w:rPr>
+        <w:rFonts w:ascii="Wingdings" w:hAnsi="Wingdings" w:hint="default"/>
+        <w:sz w:val="20"/>
+      </w:rPr>
+    </w:lvl>
+    <w:lvl w:ilvl="7" w:tentative="1">
+      <w:start w:val="1"/>
+      <w:numFmt w:val="bullet"/>
+      <w:lvlText w:val=""/>
+      <w:lvlJc w:val="left"/>
+      <w:pPr>
+        <w:tabs>
+          <w:tab w:val="num" w:pos="5760"/>
+        </w:tabs>
+        <w:ind w:left="5760" w:hanging="360"/>
+      </w:pPr>
+      <w:rPr>
+        <w:rFonts w:ascii="Wingdings" w:hAnsi="Wingdings" w:hint="default"/>
+        <w:sz w:val="20"/>
+      </w:rPr>
+    </w:lvl>
+    <w:lvl w:ilvl="8" w:tentative="1">
+      <w:start w:val="1"/>
+      <w:numFmt w:val="bullet"/>
+      <w:lvlText w:val=""/>
+      <w:lvlJc w:val="left"/>
+      <w:pPr>
+        <w:tabs>
+          <w:tab w:val="num" w:pos="6480"/>
+        </w:tabs>
+        <w:ind w:left="6480" w:hanging="360"/>
+      </w:pPr>
+      <w:rPr>
+        <w:rFonts w:ascii="Wingdings" w:hAnsi="Wingdings" w:hint="default"/>
+        <w:sz w:val="20"/>
+      </w:rPr>
+    </w:lvl>
+  </w:abstractNum>
+  <w:abstractNum w:abstractNumId="11" w15:restartNumberingAfterBreak="0">
     <w:nsid w:val="3E3125C6"/>
     <w:multiLevelType w:val="multilevel"/>
     <w:tmpl w:val="99F029A8"/>
@@ -3423,7 +4384,120 @@
       </w:pPr>
     </w:lvl>
   </w:abstractNum>
-  <w:abstractNum w:abstractNumId="11" w15:restartNumberingAfterBreak="0">
+  <w:abstractNum w:abstractNumId="12" w15:restartNumberingAfterBreak="0">
+    <w:nsid w:val="479E4A9C"/>
+    <w:multiLevelType w:val="multilevel"/>
+    <w:tmpl w:val="FD485A8E"/>
+    <w:lvl w:ilvl="0">
+      <w:start w:val="1"/>
+      <w:numFmt w:val="decimal"/>
+      <w:lvlText w:val="%1."/>
+      <w:lvlJc w:val="left"/>
+      <w:pPr>
+        <w:tabs>
+          <w:tab w:val="num" w:pos="720"/>
+        </w:tabs>
+        <w:ind w:left="720" w:hanging="360"/>
+      </w:pPr>
+    </w:lvl>
+    <w:lvl w:ilvl="1" w:tentative="1">
+      <w:start w:val="1"/>
+      <w:numFmt w:val="decimal"/>
+      <w:lvlText w:val="%2."/>
+      <w:lvlJc w:val="left"/>
+      <w:pPr>
+        <w:tabs>
+          <w:tab w:val="num" w:pos="1440"/>
+        </w:tabs>
+        <w:ind w:left="1440" w:hanging="360"/>
+      </w:pPr>
+    </w:lvl>
+    <w:lvl w:ilvl="2" w:tentative="1">
+      <w:start w:val="1"/>
+      <w:numFmt w:val="decimal"/>
+      <w:lvlText w:val="%3."/>
+      <w:lvlJc w:val="left"/>
+      <w:pPr>
+        <w:tabs>
+          <w:tab w:val="num" w:pos="2160"/>
+        </w:tabs>
+        <w:ind w:left="2160" w:hanging="360"/>
+      </w:pPr>
+    </w:lvl>
+    <w:lvl w:ilvl="3" w:tentative="1">
+      <w:start w:val="1"/>
+      <w:numFmt w:val="decimal"/>
+      <w:lvlText w:val="%4."/>
+      <w:lvlJc w:val="left"/>
+      <w:pPr>
+        <w:tabs>
+          <w:tab w:val="num" w:pos="2880"/>
+        </w:tabs>
+        <w:ind w:left="2880" w:hanging="360"/>
+      </w:pPr>
+    </w:lvl>
+    <w:lvl w:ilvl="4" w:tentative="1">
+      <w:start w:val="1"/>
+      <w:numFmt w:val="decimal"/>
+      <w:lvlText w:val="%5."/>
+      <w:lvlJc w:val="left"/>
+      <w:pPr>
+        <w:tabs>
+          <w:tab w:val="num" w:pos="3600"/>
+        </w:tabs>
+        <w:ind w:left="3600" w:hanging="360"/>
+      </w:pPr>
+    </w:lvl>
+    <w:lvl w:ilvl="5" w:tentative="1">
+      <w:start w:val="1"/>
+      <w:numFmt w:val="decimal"/>
+      <w:lvlText w:val="%6."/>
+      <w:lvlJc w:val="left"/>
+      <w:pPr>
+        <w:tabs>
+          <w:tab w:val="num" w:pos="4320"/>
+        </w:tabs>
+        <w:ind w:left="4320" w:hanging="360"/>
+      </w:pPr>
+    </w:lvl>
+    <w:lvl w:ilvl="6" w:tentative="1">
+      <w:start w:val="1"/>
+      <w:numFmt w:val="decimal"/>
+      <w:lvlText w:val="%7."/>
+      <w:lvlJc w:val="left"/>
+      <w:pPr>
+        <w:tabs>
+          <w:tab w:val="num" w:pos="5040"/>
+        </w:tabs>
+        <w:ind w:left="5040" w:hanging="360"/>
+      </w:pPr>
+    </w:lvl>
+    <w:lvl w:ilvl="7" w:tentative="1">
+      <w:start w:val="1"/>
+      <w:numFmt w:val="decimal"/>
+      <w:lvlText w:val="%8."/>
+      <w:lvlJc w:val="left"/>
+      <w:pPr>
+        <w:tabs>
+          <w:tab w:val="num" w:pos="5760"/>
+        </w:tabs>
+        <w:ind w:left="5760" w:hanging="360"/>
+      </w:pPr>
+    </w:lvl>
+    <w:lvl w:ilvl="8" w:tentative="1">
+      <w:start w:val="1"/>
+      <w:numFmt w:val="decimal"/>
+      <w:lvlText w:val="%9."/>
+      <w:lvlJc w:val="left"/>
+      <w:pPr>
+        <w:tabs>
+          <w:tab w:val="num" w:pos="6480"/>
+        </w:tabs>
+        <w:ind w:left="6480" w:hanging="360"/>
+      </w:pPr>
+    </w:lvl>
+  </w:abstractNum>
+  <w:abstractNum w:abstractNumId="13" w15:restartNumberingAfterBreak="0">
     <w:nsid w:val="57650F01"/>
     <w:multiLevelType w:val="hybridMultilevel"/>
     <w:tmpl w:val="769A61A0"/>
@@ -3532,7 +4606,7 @@
       </w:pPr>
     </w:lvl>
   </w:abstractNum>
-  <w:abstractNum w:abstractNumId="12" w15:restartNumberingAfterBreak="0">
+  <w:abstractNum w:abstractNumId="14" w15:restartNumberingAfterBreak="0">
     <w:nsid w:val="63DF3DD6"/>
     <w:multiLevelType w:val="hybridMultilevel"/>
     <w:tmpl w:val="BB78944E"/>
@@ -3621,7 +4695,7 @@
       </w:pPr>
     </w:lvl>
   </w:abstractNum>
-  <w:abstractNum w:abstractNumId="13" w15:restartNumberingAfterBreak="0">
+  <w:abstractNum w:abstractNumId="15" w15:restartNumberingAfterBreak="0">
     <w:nsid w:val="6B852497"/>
     <w:multiLevelType w:val="hybridMultilevel"/>
     <w:tmpl w:val="C2D28696"/>
@@ -3707,7 +4781,7 @@
       </w:pPr>
     </w:lvl>
   </w:abstractNum>
-  <w:abstractNum w:abstractNumId="14" w15:restartNumberingAfterBreak="0">
+  <w:abstractNum w:abstractNumId="16" w15:restartNumberingAfterBreak="0">
     <w:nsid w:val="759C30C1"/>
     <w:multiLevelType w:val="hybridMultilevel"/>
     <w:tmpl w:val="B470C012"/>
@@ -3793,7 +4867,7 @@
       </w:pPr>
     </w:lvl>
   </w:abstractNum>
-  <w:abstractNum w:abstractNumId="15" w15:restartNumberingAfterBreak="0">
+  <w:abstractNum w:abstractNumId="17" w15:restartNumberingAfterBreak="0">
     <w:nsid w:val="76AF6A1D"/>
     <w:multiLevelType w:val="hybridMultilevel"/>
     <w:tmpl w:val="8230F946"/>
@@ -3904,13 +4978,13 @@
     </w:lvl>
   </w:abstractNum>
   <w:num w:numId="1" w16cid:durableId="1993362585">
-    <w:abstractNumId w:val="11"/>
+    <w:abstractNumId w:val="13"/>
   </w:num>
   <w:num w:numId="2" w16cid:durableId="1562406540">
     <w:abstractNumId w:val="9"/>
   </w:num>
   <w:num w:numId="3" w16cid:durableId="718096523">
-    <w:abstractNumId w:val="15"/>
+    <w:abstractNumId w:val="17"/>
   </w:num>
   <w:num w:numId="4" w16cid:durableId="17048782">
     <w:abstractNumId w:val="5"/>
@@ -3919,7 +4993,7 @@
     <w:abstractNumId w:val="1"/>
   </w:num>
   <w:num w:numId="6" w16cid:durableId="1150367456">
-    <w:abstractNumId w:val="13"/>
+    <w:abstractNumId w:val="15"/>
   </w:num>
   <w:num w:numId="7" w16cid:durableId="845634757">
     <w:abstractNumId w:val="2"/>
@@ -3931,13 +5005,13 @@
     <w:abstractNumId w:val="4"/>
   </w:num>
   <w:num w:numId="10" w16cid:durableId="151485683">
+    <w:abstractNumId w:val="16"/>
+  </w:num>
+  <w:num w:numId="11" w16cid:durableId="1855027343">
     <w:abstractNumId w:val="14"/>
   </w:num>
-  <w:num w:numId="11" w16cid:durableId="1855027343">
-    <w:abstractNumId w:val="12"/>
-  </w:num>
   <w:num w:numId="12" w16cid:durableId="775444331">
-    <w:abstractNumId w:val="10"/>
+    <w:abstractNumId w:val="11"/>
   </w:num>
   <w:num w:numId="13" w16cid:durableId="1614097860">
     <w:abstractNumId w:val="3"/>
@@ -3950,6 +5024,12 @@
   </w:num>
   <w:num w:numId="16" w16cid:durableId="1287810656">
     <w:abstractNumId w:val="7"/>
+  </w:num>
+  <w:num w:numId="17" w16cid:durableId="1269847954">
+    <w:abstractNumId w:val="12"/>
+  </w:num>
+  <w:num w:numId="18" w16cid:durableId="769083906">
+    <w:abstractNumId w:val="10"/>
   </w:num>
 </w:numbering>
 </file>
